--- a/resume/Yengkong.Sayaovong.Resume.docx
+++ b/resume/Yengkong.Sayaovong.Resume.docx
@@ -179,89 +179,7 @@
           <w:sz w:val="22"/>
           <w:szCs w:val="22"/>
         </w:rPr>
-        <w:t xml:space="preserve">Developer skilled in </w:t>
-      </w:r>
-      <w:r>
-        <w:rPr>
-          <w:rFonts w:ascii="Calibri" w:eastAsia="Calibri" w:hAnsi="Calibri" w:cs="Calibri"/>
-          <w:b/>
-          <w:bCs/>
-          <w:sz w:val="22"/>
-          <w:szCs w:val="22"/>
-        </w:rPr>
-        <w:t>Data Engineering</w:t>
-      </w:r>
-      <w:r>
-        <w:rPr>
-          <w:rFonts w:ascii="Calibri" w:eastAsia="Calibri" w:hAnsi="Calibri" w:cs="Calibri"/>
-          <w:sz w:val="22"/>
-          <w:szCs w:val="22"/>
-        </w:rPr>
-        <w:t xml:space="preserve"> and </w:t>
-      </w:r>
-      <w:r>
-        <w:rPr>
-          <w:rFonts w:ascii="Calibri" w:eastAsia="Calibri" w:hAnsi="Calibri" w:cs="Calibri"/>
-          <w:b/>
-          <w:bCs/>
-          <w:sz w:val="22"/>
-          <w:szCs w:val="22"/>
-        </w:rPr>
-        <w:t>Backend Development</w:t>
-      </w:r>
-      <w:r>
-        <w:rPr>
-          <w:rFonts w:ascii="Calibri" w:eastAsia="Calibri" w:hAnsi="Calibri" w:cs="Calibri"/>
-          <w:sz w:val="22"/>
-          <w:szCs w:val="22"/>
-        </w:rPr>
-        <w:t xml:space="preserve">, with </w:t>
-      </w:r>
-      <w:r>
-        <w:rPr>
-          <w:rFonts w:ascii="Calibri" w:eastAsia="Calibri" w:hAnsi="Calibri" w:cs="Calibri"/>
-          <w:b/>
-          <w:bCs/>
-          <w:sz w:val="22"/>
-          <w:szCs w:val="22"/>
-        </w:rPr>
-        <w:t>Full-Stack versatility</w:t>
-      </w:r>
-      <w:r>
-        <w:rPr>
-          <w:rFonts w:ascii="Calibri" w:eastAsia="Calibri" w:hAnsi="Calibri" w:cs="Calibri"/>
-          <w:sz w:val="22"/>
-          <w:szCs w:val="22"/>
-        </w:rPr>
-        <w:t xml:space="preserve"> and growing </w:t>
-      </w:r>
-      <w:r>
-        <w:rPr>
-          <w:rFonts w:ascii="Calibri" w:eastAsia="Calibri" w:hAnsi="Calibri" w:cs="Calibri"/>
-          <w:b/>
-          <w:bCs/>
-          <w:sz w:val="22"/>
-          <w:szCs w:val="22"/>
-        </w:rPr>
-        <w:t>Frontend expertise</w:t>
-      </w:r>
-      <w:r>
-        <w:rPr>
-          <w:rFonts w:ascii="Calibri" w:eastAsia="Calibri" w:hAnsi="Calibri" w:cs="Calibri"/>
-          <w:sz w:val="22"/>
-          <w:szCs w:val="22"/>
-        </w:rPr>
-        <w:t xml:space="preserve">. Experienced in </w:t>
-      </w:r>
-      <w:r>
-        <w:rPr>
-          <w:rFonts w:ascii="Calibri" w:eastAsia="Calibri" w:hAnsi="Calibri" w:cs="Calibri"/>
-          <w:b/>
-          <w:bCs/>
-          <w:sz w:val="22"/>
-          <w:szCs w:val="22"/>
-        </w:rPr>
-        <w:t>ETL pipelines, APIs, cloud workflows, and responsive web solutions</w:t>
+        <w:t>Front-End Developer skilled in JavaScript, React, and responsive design. Experienced in building dynamic UIs, integrating APIs, and delivering clean, mobile-first web apps with full-stack versatility</w:t>
       </w:r>
       <w:r>
         <w:rPr>
@@ -519,7 +437,6 @@
         <w:ind w:right="1"/>
         <w:rPr>
           <w:rFonts w:ascii="Calibri" w:eastAsia="Calibri" w:hAnsi="Calibri" w:cs="Calibri"/>
-          <w:bCs/>
           <w:sz w:val="22"/>
           <w:szCs w:val="22"/>
         </w:rPr>
@@ -532,9 +449,8 @@
           <w:sz w:val="22"/>
           <w:szCs w:val="22"/>
         </w:rPr>
-        <w:t xml:space="preserve">Financial ETL </w:t>
-      </w:r>
-      <w:proofErr w:type="spellStart"/>
+        <w:t>Hmong First Baptist Church Website</w:t>
+      </w:r>
       <w:r>
         <w:rPr>
           <w:rFonts w:ascii="Calibri" w:eastAsia="Calibri" w:hAnsi="Calibri" w:cs="Calibri"/>
@@ -543,18 +459,7 @@
           <w:sz w:val="22"/>
           <w:szCs w:val="22"/>
         </w:rPr>
-        <w:t>Datalake</w:t>
-      </w:r>
-      <w:proofErr w:type="spellEnd"/>
-      <w:r>
-        <w:rPr>
-          <w:rFonts w:ascii="Calibri" w:eastAsia="Calibri" w:hAnsi="Calibri" w:cs="Calibri"/>
-          <w:b/>
-          <w:bCs/>
-          <w:sz w:val="22"/>
-          <w:szCs w:val="22"/>
-        </w:rPr>
-        <w:t xml:space="preserve"> Pipeline | </w:t>
+        <w:t xml:space="preserve">| </w:t>
       </w:r>
       <w:r>
         <w:rPr>
@@ -564,21 +469,54 @@
         </w:rPr>
         <w:t xml:space="preserve">GitHub: </w:t>
       </w:r>
-      <w:r>
-        <w:rPr>
-          <w:rFonts w:ascii="Calibri" w:eastAsia="Calibri" w:hAnsi="Calibri" w:cs="Calibri"/>
-          <w:sz w:val="22"/>
-          <w:szCs w:val="22"/>
-        </w:rPr>
-        <w:t>https://</w:t>
-      </w:r>
-      <w:r>
-        <w:rPr>
-          <w:rFonts w:ascii="Calibri" w:eastAsia="Calibri" w:hAnsi="Calibri" w:cs="Calibri"/>
-          <w:sz w:val="22"/>
-          <w:szCs w:val="22"/>
-        </w:rPr>
-        <w:t>github.com/YSayaovong/Financial-ETL-Datalake-Pipeline</w:t>
+      <w:hyperlink r:id="rId8" w:history="1">
+        <w:r>
+          <w:rPr>
+            <w:rStyle w:val="Hyperlink"/>
+            <w:rFonts w:ascii="Calibri" w:eastAsia="Calibri" w:hAnsi="Calibri" w:cs="Calibri"/>
+            <w:sz w:val="22"/>
+            <w:szCs w:val="22"/>
+          </w:rPr>
+          <w:t>https://github.com/YSayaovong/church_website</w:t>
+        </w:r>
+      </w:hyperlink>
+    </w:p>
+    <w:p>
+      <w:pPr>
+        <w:pStyle w:val="ListParagraph"/>
+        <w:numPr>
+          <w:ilvl w:val="0"/>
+          <w:numId w:val="15"/>
+        </w:numPr>
+        <w:tabs>
+          <w:tab w:val="left" w:pos="8785"/>
+        </w:tabs>
+        <w:spacing w:before="121"/>
+        <w:ind w:right="1"/>
+        <w:rPr>
+          <w:rFonts w:ascii="Calibri" w:eastAsia="Calibri" w:hAnsi="Calibri" w:cs="Calibri"/>
+          <w:bCs/>
+          <w:sz w:val="22"/>
+          <w:szCs w:val="22"/>
+        </w:rPr>
+      </w:pPr>
+      <w:r>
+        <w:rPr>
+          <w:rFonts w:ascii="Calibri" w:eastAsia="Calibri" w:hAnsi="Calibri" w:cs="Calibri"/>
+          <w:bCs/>
+          <w:sz w:val="22"/>
+          <w:szCs w:val="22"/>
+        </w:rPr>
+        <w:t>Designed and launched a production-ready church site with ministries, events, and contact features</w:t>
+      </w:r>
+      <w:r>
+        <w:rPr>
+          <w:rFonts w:ascii="Calibri" w:eastAsia="Calibri" w:hAnsi="Calibri" w:cs="Calibri"/>
+          <w:bCs/>
+          <w:sz w:val="22"/>
+          <w:szCs w:val="22"/>
+        </w:rPr>
+        <w:t>.</w:t>
       </w:r>
     </w:p>
     <w:p>
@@ -606,7 +544,25 @@
           <w:sz w:val="22"/>
           <w:szCs w:val="22"/>
         </w:rPr>
-        <w:t>Built a modular ETL pipeline using Python and SQL to ingest, transform, and store financial data.</w:t>
+        <w:t>Applied mobile-first responsive design and modular JavaScript for usability across device</w:t>
+      </w:r>
+      <w:r>
+        <w:rPr>
+          <w:rFonts w:ascii="Calibri" w:eastAsia="Calibri" w:hAnsi="Calibri" w:cs="Calibri"/>
+          <w:bCs/>
+          <w:sz w:val="22"/>
+          <w:szCs w:val="22"/>
+        </w:rPr>
+        <w:t>s</w:t>
+      </w:r>
+      <w:r>
+        <w:rPr>
+          <w:rFonts w:ascii="Calibri" w:eastAsia="Calibri" w:hAnsi="Calibri" w:cs="Calibri"/>
+          <w:bCs/>
+          <w:sz w:val="22"/>
+          <w:szCs w:val="22"/>
+        </w:rPr>
+        <w:t>.</w:t>
       </w:r>
     </w:p>
     <w:p>
@@ -634,7 +590,264 @@
           <w:sz w:val="22"/>
           <w:szCs w:val="22"/>
         </w:rPr>
-        <w:t>Implemented schema validation and data quality checks at each stage.</w:t>
+        <w:t>Delivered full lifecycle: requirements, implementation, documentation, and deployment</w:t>
+      </w:r>
+      <w:r>
+        <w:rPr>
+          <w:rFonts w:ascii="Calibri" w:eastAsia="Calibri" w:hAnsi="Calibri" w:cs="Calibri"/>
+          <w:bCs/>
+          <w:sz w:val="22"/>
+          <w:szCs w:val="22"/>
+        </w:rPr>
+        <w:t>.</w:t>
+      </w:r>
+    </w:p>
+    <w:p>
+      <w:pPr>
+        <w:tabs>
+          <w:tab w:val="left" w:pos="8785"/>
+        </w:tabs>
+        <w:spacing w:before="121"/>
+        <w:ind w:right="1"/>
+        <w:rPr>
+          <w:rFonts w:ascii="Calibri" w:eastAsia="Calibri" w:hAnsi="Calibri" w:cs="Calibri"/>
+          <w:b/>
+          <w:sz w:val="22"/>
+          <w:szCs w:val="22"/>
+        </w:rPr>
+      </w:pPr>
+      <w:r>
+        <w:rPr>
+          <w:rFonts w:ascii="Calibri" w:eastAsia="Calibri" w:hAnsi="Calibri" w:cs="Calibri"/>
+          <w:b/>
+          <w:bCs/>
+          <w:sz w:val="22"/>
+          <w:szCs w:val="22"/>
+        </w:rPr>
+        <w:t>E-Commerce Book Store</w:t>
+      </w:r>
+      <w:r>
+        <w:rPr>
+          <w:rFonts w:ascii="Calibri" w:eastAsia="Calibri" w:hAnsi="Calibri" w:cs="Calibri"/>
+          <w:b/>
+          <w:sz w:val="22"/>
+          <w:szCs w:val="22"/>
+        </w:rPr>
+        <w:t xml:space="preserve">| </w:t>
+      </w:r>
+      <w:r>
+        <w:rPr>
+          <w:rFonts w:ascii="Calibri" w:eastAsia="Calibri" w:hAnsi="Calibri" w:cs="Calibri"/>
+          <w:bCs/>
+          <w:sz w:val="22"/>
+          <w:szCs w:val="22"/>
+        </w:rPr>
+        <w:t xml:space="preserve">GitHub: </w:t>
+      </w:r>
+      <w:r>
+        <w:rPr>
+          <w:rFonts w:ascii="Calibri" w:eastAsia="Calibri" w:hAnsi="Calibri" w:cs="Calibri"/>
+          <w:bCs/>
+          <w:sz w:val="22"/>
+          <w:szCs w:val="22"/>
+        </w:rPr>
+        <w:t>github.com/</w:t>
+      </w:r>
+      <w:proofErr w:type="spellStart"/>
+      <w:r>
+        <w:rPr>
+          <w:rFonts w:ascii="Calibri" w:eastAsia="Calibri" w:hAnsi="Calibri" w:cs="Calibri"/>
+          <w:bCs/>
+          <w:sz w:val="22"/>
+          <w:szCs w:val="22"/>
+        </w:rPr>
+        <w:t>YSayaovong</w:t>
+      </w:r>
+      <w:proofErr w:type="spellEnd"/>
+      <w:r>
+        <w:rPr>
+          <w:rFonts w:ascii="Calibri" w:eastAsia="Calibri" w:hAnsi="Calibri" w:cs="Calibri"/>
+          <w:bCs/>
+          <w:sz w:val="22"/>
+          <w:szCs w:val="22"/>
+        </w:rPr>
+        <w:t>/E-Commerce-Book-Store</w:t>
+      </w:r>
+    </w:p>
+    <w:p>
+      <w:pPr>
+        <w:numPr>
+          <w:ilvl w:val="0"/>
+          <w:numId w:val="14"/>
+        </w:numPr>
+        <w:tabs>
+          <w:tab w:val="left" w:pos="8785"/>
+        </w:tabs>
+        <w:spacing w:before="121"/>
+        <w:ind w:right="1"/>
+        <w:rPr>
+          <w:rFonts w:ascii="Calibri" w:eastAsia="Calibri" w:hAnsi="Calibri" w:cs="Calibri"/>
+          <w:bCs/>
+          <w:sz w:val="22"/>
+          <w:szCs w:val="22"/>
+        </w:rPr>
+      </w:pPr>
+      <w:r>
+        <w:rPr>
+          <w:rFonts w:ascii="Calibri" w:eastAsia="Calibri" w:hAnsi="Calibri" w:cs="Calibri"/>
+          <w:bCs/>
+          <w:sz w:val="22"/>
+          <w:szCs w:val="22"/>
+        </w:rPr>
+        <w:t>Built a responsive online storefront with cart, product ratings, and sorting/filtering using JavaScript</w:t>
+      </w:r>
+      <w:r>
+        <w:rPr>
+          <w:rFonts w:ascii="Calibri" w:eastAsia="Calibri" w:hAnsi="Calibri" w:cs="Calibri"/>
+          <w:bCs/>
+          <w:sz w:val="22"/>
+          <w:szCs w:val="22"/>
+        </w:rPr>
+        <w:t>.</w:t>
+      </w:r>
+    </w:p>
+    <w:p>
+      <w:pPr>
+        <w:numPr>
+          <w:ilvl w:val="0"/>
+          <w:numId w:val="14"/>
+        </w:numPr>
+        <w:tabs>
+          <w:tab w:val="left" w:pos="8785"/>
+        </w:tabs>
+        <w:spacing w:before="121"/>
+        <w:ind w:right="1"/>
+        <w:rPr>
+          <w:rFonts w:ascii="Calibri" w:eastAsia="Calibri" w:hAnsi="Calibri" w:cs="Calibri"/>
+          <w:bCs/>
+          <w:sz w:val="22"/>
+          <w:szCs w:val="22"/>
+        </w:rPr>
+      </w:pPr>
+      <w:r>
+        <w:rPr>
+          <w:rFonts w:ascii="Calibri" w:eastAsia="Calibri" w:hAnsi="Calibri" w:cs="Calibri"/>
+          <w:bCs/>
+          <w:sz w:val="22"/>
+          <w:szCs w:val="22"/>
+        </w:rPr>
+        <w:t>Structured modular DOM rendering and state management for maintainable, scalable code</w:t>
+      </w:r>
+    </w:p>
+    <w:p>
+      <w:pPr>
+        <w:numPr>
+          <w:ilvl w:val="0"/>
+          <w:numId w:val="14"/>
+        </w:numPr>
+        <w:tabs>
+          <w:tab w:val="left" w:pos="8785"/>
+        </w:tabs>
+        <w:spacing w:before="121"/>
+        <w:ind w:right="1"/>
+        <w:rPr>
+          <w:rFonts w:ascii="Calibri" w:eastAsia="Calibri" w:hAnsi="Calibri" w:cs="Calibri"/>
+          <w:bCs/>
+          <w:sz w:val="22"/>
+          <w:szCs w:val="22"/>
+        </w:rPr>
+      </w:pPr>
+      <w:r>
+        <w:rPr>
+          <w:rFonts w:ascii="Calibri" w:eastAsia="Calibri" w:hAnsi="Calibri" w:cs="Calibri"/>
+          <w:bCs/>
+          <w:sz w:val="22"/>
+          <w:szCs w:val="22"/>
+        </w:rPr>
+        <w:t>Deployed via GitHub Pages with optimized load times and mobile-first design</w:t>
+      </w:r>
+      <w:r>
+        <w:rPr>
+          <w:rFonts w:ascii="Calibri" w:eastAsia="Calibri" w:hAnsi="Calibri" w:cs="Calibri"/>
+          <w:bCs/>
+          <w:sz w:val="22"/>
+          <w:szCs w:val="22"/>
+        </w:rPr>
+        <w:t>.</w:t>
+      </w:r>
+    </w:p>
+    <w:p>
+      <w:pPr>
+        <w:pStyle w:val="Heading1"/>
+        <w:rPr>
+          <w:rFonts w:ascii="Calibri" w:eastAsia="Calibri" w:hAnsi="Calibri" w:cs="Calibri"/>
+          <w:sz w:val="22"/>
+          <w:szCs w:val="22"/>
+        </w:rPr>
+      </w:pPr>
+      <w:r>
+        <w:rPr>
+          <w:rFonts w:ascii="Calibri" w:eastAsia="Calibri" w:hAnsi="Calibri" w:cs="Calibri"/>
+          <w:sz w:val="22"/>
+          <w:szCs w:val="22"/>
+        </w:rPr>
+        <w:t>Professional Experience</w:t>
+      </w:r>
+    </w:p>
+    <w:p>
+      <w:pPr>
+        <w:tabs>
+          <w:tab w:val="left" w:pos="8785"/>
+        </w:tabs>
+        <w:spacing w:before="121"/>
+        <w:ind w:right="1"/>
+        <w:rPr>
+          <w:rFonts w:ascii="Calibri" w:eastAsia="Calibri" w:hAnsi="Calibri" w:cs="Calibri"/>
+          <w:b/>
+          <w:sz w:val="22"/>
+          <w:szCs w:val="22"/>
+        </w:rPr>
+      </w:pPr>
+      <w:bookmarkStart w:id="1" w:name="_heading=h.9u63o1xceont" w:colFirst="0" w:colLast="0"/>
+      <w:bookmarkEnd w:id="1"/>
+      <w:r>
+        <w:rPr>
+          <w:rFonts w:ascii="Calibri" w:eastAsia="Calibri" w:hAnsi="Calibri" w:cs="Calibri"/>
+          <w:b/>
+          <w:bCs/>
+          <w:sz w:val="22"/>
+          <w:szCs w:val="22"/>
+        </w:rPr>
+        <w:t>Mechanical Designer</w:t>
+      </w:r>
+      <w:r>
+        <w:rPr>
+          <w:rFonts w:ascii="Calibri" w:eastAsia="Calibri" w:hAnsi="Calibri" w:cs="Calibri"/>
+          <w:b/>
+          <w:sz w:val="22"/>
+          <w:szCs w:val="22"/>
+        </w:rPr>
+        <w:t xml:space="preserve"> | </w:t>
+      </w:r>
+      <w:proofErr w:type="spellStart"/>
+      <w:r>
+        <w:rPr>
+          <w:rFonts w:ascii="Calibri" w:eastAsia="Calibri" w:hAnsi="Calibri" w:cs="Calibri"/>
+          <w:bCs/>
+          <w:sz w:val="22"/>
+          <w:szCs w:val="22"/>
+        </w:rPr>
+        <w:t>Prolec</w:t>
+      </w:r>
+      <w:proofErr w:type="spellEnd"/>
+      <w:r>
+        <w:rPr>
+          <w:rFonts w:ascii="Calibri" w:eastAsia="Calibri" w:hAnsi="Calibri" w:cs="Calibri"/>
+          <w:bCs/>
+          <w:sz w:val="22"/>
+          <w:szCs w:val="22"/>
+        </w:rPr>
+        <w:t>-GE Waukesha | Oct 2020 – Present</w:t>
       </w:r>
     </w:p>
     <w:p>
@@ -662,11 +875,51 @@
           <w:sz w:val="22"/>
           <w:szCs w:val="22"/>
         </w:rPr>
-        <w:t>Designed for daily/batch automation from multiple sources into raw, staged, and curated data zones.</w:t>
+        <w:t xml:space="preserve">Automated documentation and tracking processes with </w:t>
+      </w:r>
+      <w:r>
+        <w:rPr>
+          <w:rFonts w:ascii="Calibri" w:eastAsia="Calibri" w:hAnsi="Calibri" w:cs="Calibri"/>
+          <w:b/>
+          <w:sz w:val="22"/>
+          <w:szCs w:val="22"/>
+        </w:rPr>
+        <w:t>Python</w:t>
+      </w:r>
+      <w:r>
+        <w:rPr>
+          <w:rFonts w:ascii="Calibri" w:eastAsia="Calibri" w:hAnsi="Calibri" w:cs="Calibri"/>
+          <w:bCs/>
+          <w:sz w:val="22"/>
+          <w:szCs w:val="22"/>
+        </w:rPr>
+        <w:t xml:space="preserve"> and </w:t>
+      </w:r>
+      <w:r>
+        <w:rPr>
+          <w:rFonts w:ascii="Calibri" w:eastAsia="Calibri" w:hAnsi="Calibri" w:cs="Calibri"/>
+          <w:b/>
+          <w:sz w:val="22"/>
+          <w:szCs w:val="22"/>
+        </w:rPr>
+        <w:t>Excel</w:t>
+      </w:r>
+      <w:r>
+        <w:rPr>
+          <w:rFonts w:ascii="Calibri" w:eastAsia="Calibri" w:hAnsi="Calibri" w:cs="Calibri"/>
+          <w:bCs/>
+          <w:sz w:val="22"/>
+          <w:szCs w:val="22"/>
+        </w:rPr>
+        <w:t>, improving delivery visibility for 200+ active transformer projects.</w:t>
       </w:r>
     </w:p>
     <w:p>
       <w:pPr>
+        <w:numPr>
+          <w:ilvl w:val="0"/>
+          <w:numId w:val="13"/>
+        </w:numPr>
         <w:tabs>
           <w:tab w:val="left" w:pos="8785"/>
         </w:tabs>
@@ -674,20 +927,83 @@
         <w:ind w:right="1"/>
         <w:rPr>
           <w:rFonts w:ascii="Calibri" w:eastAsia="Calibri" w:hAnsi="Calibri" w:cs="Calibri"/>
+          <w:bCs/>
+          <w:sz w:val="22"/>
+          <w:szCs w:val="22"/>
+        </w:rPr>
+      </w:pPr>
+      <w:r>
+        <w:rPr>
+          <w:rFonts w:ascii="Calibri" w:eastAsia="Calibri" w:hAnsi="Calibri" w:cs="Calibri"/>
+          <w:bCs/>
+          <w:sz w:val="22"/>
+          <w:szCs w:val="22"/>
+        </w:rPr>
+        <w:t xml:space="preserve">Troubleshot and corrected faulty </w:t>
+      </w:r>
+      <w:r>
+        <w:rPr>
+          <w:rFonts w:ascii="Calibri" w:eastAsia="Calibri" w:hAnsi="Calibri" w:cs="Calibri"/>
           <w:b/>
           <w:sz w:val="22"/>
           <w:szCs w:val="22"/>
         </w:rPr>
-      </w:pPr>
+        <w:t>CREO</w:t>
+      </w:r>
+      <w:r>
+        <w:rPr>
+          <w:rFonts w:ascii="Calibri" w:eastAsia="Calibri" w:hAnsi="Calibri" w:cs="Calibri"/>
+          <w:bCs/>
+          <w:sz w:val="22"/>
+          <w:szCs w:val="22"/>
+        </w:rPr>
+        <w:t xml:space="preserve"> code using Pro/ENGINEER programming.</w:t>
+      </w:r>
+    </w:p>
+    <w:p>
+      <w:pPr>
+        <w:numPr>
+          <w:ilvl w:val="0"/>
+          <w:numId w:val="13"/>
+        </w:numPr>
+        <w:tabs>
+          <w:tab w:val="left" w:pos="8785"/>
+        </w:tabs>
+        <w:spacing w:before="121"/>
+        <w:ind w:right="1"/>
+        <w:rPr>
+          <w:rFonts w:ascii="Calibri" w:eastAsia="Calibri" w:hAnsi="Calibri" w:cs="Calibri"/>
+          <w:bCs/>
+          <w:sz w:val="22"/>
+          <w:szCs w:val="22"/>
+        </w:rPr>
+      </w:pPr>
+      <w:r>
+        <w:rPr>
+          <w:rFonts w:ascii="Calibri" w:eastAsia="Calibri" w:hAnsi="Calibri" w:cs="Calibri"/>
+          <w:bCs/>
+          <w:sz w:val="22"/>
+          <w:szCs w:val="22"/>
+        </w:rPr>
+        <w:t xml:space="preserve">Verified 1,000+ nameplates via </w:t>
+      </w:r>
       <w:r>
         <w:rPr>
           <w:rFonts w:ascii="Calibri" w:eastAsia="Calibri" w:hAnsi="Calibri" w:cs="Calibri"/>
           <w:b/>
-          <w:bCs/>
-          <w:sz w:val="22"/>
-          <w:szCs w:val="22"/>
-        </w:rPr>
-        <w:t>E-Commerce Book Store</w:t>
+          <w:sz w:val="22"/>
+          <w:szCs w:val="22"/>
+        </w:rPr>
+        <w:t>SAP</w:t>
+      </w:r>
+      <w:r>
+        <w:rPr>
+          <w:rFonts w:ascii="Calibri" w:eastAsia="Calibri" w:hAnsi="Calibri" w:cs="Calibri"/>
+          <w:bCs/>
+          <w:sz w:val="22"/>
+          <w:szCs w:val="22"/>
+        </w:rPr>
+        <w:t xml:space="preserve"> and </w:t>
       </w:r>
       <w:r>
         <w:rPr>
@@ -696,57 +1012,79 @@
           <w:sz w:val="22"/>
           <w:szCs w:val="22"/>
         </w:rPr>
-        <w:t xml:space="preserve">| </w:t>
-      </w:r>
-      <w:r>
-        <w:rPr>
-          <w:rFonts w:ascii="Calibri" w:eastAsia="Calibri" w:hAnsi="Calibri" w:cs="Calibri"/>
-          <w:bCs/>
-          <w:sz w:val="22"/>
-          <w:szCs w:val="22"/>
-        </w:rPr>
-        <w:t xml:space="preserve">GitHub: </w:t>
-      </w:r>
-      <w:r>
-        <w:rPr>
-          <w:rFonts w:ascii="Calibri" w:eastAsia="Calibri" w:hAnsi="Calibri" w:cs="Calibri"/>
-          <w:bCs/>
-          <w:sz w:val="22"/>
-          <w:szCs w:val="22"/>
-        </w:rPr>
-        <w:t>github.com/</w:t>
-      </w:r>
-      <w:proofErr w:type="spellStart"/>
-      <w:r>
-        <w:rPr>
-          <w:rFonts w:ascii="Calibri" w:eastAsia="Calibri" w:hAnsi="Calibri" w:cs="Calibri"/>
-          <w:bCs/>
-          <w:sz w:val="22"/>
-          <w:szCs w:val="22"/>
-        </w:rPr>
-        <w:t>YSayaovong</w:t>
-      </w:r>
-      <w:proofErr w:type="spellEnd"/>
-      <w:r>
-        <w:rPr>
-          <w:rFonts w:ascii="Calibri" w:eastAsia="Calibri" w:hAnsi="Calibri" w:cs="Calibri"/>
-          <w:bCs/>
-          <w:sz w:val="22"/>
-          <w:szCs w:val="22"/>
-        </w:rPr>
-        <w:t>/E-Commerce-</w:t>
-      </w:r>
-      <w:proofErr w:type="gramStart"/>
-      <w:r>
-        <w:rPr>
-          <w:rFonts w:ascii="Calibri" w:eastAsia="Calibri" w:hAnsi="Calibri" w:cs="Calibri"/>
-          <w:bCs/>
-          <w:sz w:val="22"/>
-          <w:szCs w:val="22"/>
-        </w:rPr>
-        <w:t>Book-Store</w:t>
-      </w:r>
-      <w:proofErr w:type="gramEnd"/>
+        <w:t>TDMS</w:t>
+      </w:r>
+      <w:r>
+        <w:rPr>
+          <w:rFonts w:ascii="Calibri" w:eastAsia="Calibri" w:hAnsi="Calibri" w:cs="Calibri"/>
+          <w:bCs/>
+          <w:sz w:val="22"/>
+          <w:szCs w:val="22"/>
+        </w:rPr>
+        <w:t>, ensuring QA compliance.</w:t>
+      </w:r>
+    </w:p>
+    <w:p>
+      <w:pPr>
+        <w:numPr>
+          <w:ilvl w:val="0"/>
+          <w:numId w:val="13"/>
+        </w:numPr>
+        <w:tabs>
+          <w:tab w:val="left" w:pos="8785"/>
+        </w:tabs>
+        <w:spacing w:before="121"/>
+        <w:ind w:right="1"/>
+        <w:rPr>
+          <w:rFonts w:ascii="Calibri" w:eastAsia="Calibri" w:hAnsi="Calibri" w:cs="Calibri"/>
+          <w:bCs/>
+          <w:sz w:val="22"/>
+          <w:szCs w:val="22"/>
+        </w:rPr>
+      </w:pPr>
+      <w:r>
+        <w:rPr>
+          <w:rFonts w:ascii="Calibri" w:eastAsia="Calibri" w:hAnsi="Calibri" w:cs="Calibri"/>
+          <w:bCs/>
+          <w:sz w:val="22"/>
+          <w:szCs w:val="22"/>
+        </w:rPr>
+        <w:t>Validated and tested Creo model visualizations post-conversion (6.0 → 10.0), ensuring proper rendering, user interaction, and UI compatibility across platforms</w:t>
+      </w:r>
+    </w:p>
+    <w:p>
+      <w:pPr>
+        <w:tabs>
+          <w:tab w:val="left" w:pos="8785"/>
+        </w:tabs>
+        <w:spacing w:before="121"/>
+        <w:ind w:right="1"/>
+        <w:rPr>
+          <w:rFonts w:ascii="Calibri" w:eastAsia="Calibri" w:hAnsi="Calibri" w:cs="Calibri"/>
+          <w:b/>
+          <w:bCs/>
+          <w:sz w:val="22"/>
+          <w:szCs w:val="22"/>
+        </w:rPr>
+      </w:pPr>
+      <w:r>
+        <w:rPr>
+          <w:rFonts w:ascii="Calibri" w:eastAsia="Calibri" w:hAnsi="Calibri" w:cs="Calibri"/>
+          <w:b/>
+          <w:bCs/>
+          <w:sz w:val="22"/>
+          <w:szCs w:val="22"/>
+        </w:rPr>
+        <w:t xml:space="preserve">Treasurer (Part-Time) | </w:t>
+      </w:r>
+      <w:r>
+        <w:rPr>
+          <w:rFonts w:ascii="Calibri" w:eastAsia="Calibri" w:hAnsi="Calibri" w:cs="Calibri"/>
+          <w:sz w:val="22"/>
+          <w:szCs w:val="22"/>
+        </w:rPr>
+        <w:t>Robert William Park Water Association | Mar 2025 – Jul 2025</w:t>
+      </w:r>
     </w:p>
     <w:p>
       <w:pPr>
@@ -773,7 +1111,17 @@
           <w:sz w:val="22"/>
           <w:szCs w:val="22"/>
         </w:rPr>
-        <w:t>Designed a responsive e-commerce site with product browsing, shopping cart, and checkout</w:t>
+        <w:t xml:space="preserve">Oversaw $300K+ in nonprofit funds; led </w:t>
+      </w:r>
+      <w:r>
+        <w:rPr>
+          <w:rFonts w:ascii="Calibri" w:eastAsia="Calibri" w:hAnsi="Calibri" w:cs="Calibri"/>
+          <w:b/>
+          <w:bCs/>
+          <w:sz w:val="22"/>
+          <w:szCs w:val="22"/>
+        </w:rPr>
+        <w:t>forecasting, budgeting, and capital planning</w:t>
       </w:r>
       <w:r>
         <w:rPr>
@@ -783,6 +1131,59 @@
           <w:szCs w:val="22"/>
         </w:rPr>
         <w:t>.</w:t>
+      </w:r>
+    </w:p>
+    <w:p>
+      <w:pPr>
+        <w:tabs>
+          <w:tab w:val="left" w:pos="8785"/>
+        </w:tabs>
+        <w:spacing w:before="121"/>
+        <w:ind w:right="1"/>
+        <w:rPr>
+          <w:rFonts w:ascii="Calibri" w:eastAsia="Calibri" w:hAnsi="Calibri" w:cs="Calibri"/>
+          <w:b/>
+          <w:sz w:val="22"/>
+          <w:szCs w:val="22"/>
+        </w:rPr>
+      </w:pPr>
+      <w:r>
+        <w:rPr>
+          <w:rFonts w:ascii="Calibri" w:eastAsia="Calibri" w:hAnsi="Calibri" w:cs="Calibri"/>
+          <w:b/>
+          <w:bCs/>
+          <w:sz w:val="22"/>
+          <w:szCs w:val="22"/>
+        </w:rPr>
+        <w:t>Python Developer</w:t>
+      </w:r>
+      <w:r>
+        <w:rPr>
+          <w:rFonts w:ascii="Calibri" w:eastAsia="Calibri" w:hAnsi="Calibri" w:cs="Calibri"/>
+          <w:b/>
+          <w:bCs/>
+          <w:sz w:val="22"/>
+          <w:szCs w:val="22"/>
+        </w:rPr>
+        <w:t xml:space="preserve"> (Volunteer)</w:t>
+      </w:r>
+      <w:r>
+        <w:rPr>
+          <w:rFonts w:ascii="Calibri" w:eastAsia="Calibri" w:hAnsi="Calibri" w:cs="Calibri"/>
+          <w:b/>
+          <w:sz w:val="22"/>
+          <w:szCs w:val="22"/>
+        </w:rPr>
+        <w:t xml:space="preserve"> | </w:t>
+      </w:r>
+      <w:r>
+        <w:rPr>
+          <w:rFonts w:ascii="Calibri" w:eastAsia="Calibri" w:hAnsi="Calibri" w:cs="Calibri"/>
+          <w:bCs/>
+          <w:sz w:val="22"/>
+          <w:szCs w:val="22"/>
+        </w:rPr>
+        <w:t>FIND | Apr 2025 – Jun 2025</w:t>
       </w:r>
     </w:p>
     <w:p>
@@ -806,164 +1207,25 @@
       <w:r>
         <w:rPr>
           <w:rFonts w:ascii="Calibri" w:eastAsia="Calibri" w:hAnsi="Calibri" w:cs="Calibri"/>
-          <w:bCs/>
-          <w:sz w:val="22"/>
-          <w:szCs w:val="22"/>
-        </w:rPr>
-        <w:t>Built frontend with HTML, CSS, JavaScript and integrated backend logic</w:t>
-      </w:r>
-      <w:r>
-        <w:rPr>
-          <w:rFonts w:ascii="Calibri" w:eastAsia="Calibri" w:hAnsi="Calibri" w:cs="Calibri"/>
-          <w:bCs/>
-          <w:sz w:val="22"/>
-          <w:szCs w:val="22"/>
-        </w:rPr>
-        <w:t>.</w:t>
-      </w:r>
-    </w:p>
-    <w:p>
-      <w:pPr>
-        <w:numPr>
-          <w:ilvl w:val="0"/>
-          <w:numId w:val="14"/>
-        </w:numPr>
-        <w:tabs>
-          <w:tab w:val="left" w:pos="8785"/>
-        </w:tabs>
-        <w:spacing w:before="121"/>
-        <w:ind w:right="1"/>
-        <w:rPr>
-          <w:rFonts w:ascii="Calibri" w:eastAsia="Calibri" w:hAnsi="Calibri" w:cs="Calibri"/>
-          <w:bCs/>
-          <w:sz w:val="22"/>
-          <w:szCs w:val="22"/>
-        </w:rPr>
-      </w:pPr>
-      <w:r>
-        <w:rPr>
-          <w:rFonts w:ascii="Calibri" w:eastAsia="Calibri" w:hAnsi="Calibri" w:cs="Calibri"/>
-          <w:bCs/>
-          <w:sz w:val="22"/>
-          <w:szCs w:val="22"/>
-        </w:rPr>
-        <w:t>Implemented API handling and scalable workflows for business operations</w:t>
-      </w:r>
-      <w:r>
-        <w:rPr>
-          <w:rFonts w:ascii="Calibri" w:eastAsia="Calibri" w:hAnsi="Calibri" w:cs="Calibri"/>
-          <w:bCs/>
-          <w:sz w:val="22"/>
-          <w:szCs w:val="22"/>
-        </w:rPr>
-        <w:t>.</w:t>
-      </w:r>
-    </w:p>
-    <w:p>
-      <w:pPr>
-        <w:pStyle w:val="Heading1"/>
-        <w:rPr>
-          <w:rFonts w:ascii="Calibri" w:eastAsia="Calibri" w:hAnsi="Calibri" w:cs="Calibri"/>
-          <w:sz w:val="22"/>
-          <w:szCs w:val="22"/>
-        </w:rPr>
-      </w:pPr>
-      <w:r>
-        <w:rPr>
-          <w:rFonts w:ascii="Calibri" w:eastAsia="Calibri" w:hAnsi="Calibri" w:cs="Calibri"/>
-          <w:sz w:val="22"/>
-          <w:szCs w:val="22"/>
-        </w:rPr>
-        <w:t>Professional Experience</w:t>
-      </w:r>
-    </w:p>
-    <w:p>
-      <w:pPr>
-        <w:tabs>
-          <w:tab w:val="left" w:pos="8785"/>
-        </w:tabs>
-        <w:spacing w:before="121"/>
-        <w:ind w:right="1"/>
-        <w:rPr>
-          <w:rFonts w:ascii="Calibri" w:eastAsia="Calibri" w:hAnsi="Calibri" w:cs="Calibri"/>
           <w:b/>
           <w:sz w:val="22"/>
           <w:szCs w:val="22"/>
         </w:rPr>
-      </w:pPr>
-      <w:bookmarkStart w:id="1" w:name="_heading=h.9u63o1xceont" w:colFirst="0" w:colLast="0"/>
-      <w:bookmarkEnd w:id="1"/>
+        <w:t>Automated UI/API</w:t>
+      </w:r>
+      <w:r>
+        <w:rPr>
+          <w:rFonts w:ascii="Calibri" w:eastAsia="Calibri" w:hAnsi="Calibri" w:cs="Calibri"/>
+          <w:bCs/>
+          <w:sz w:val="22"/>
+          <w:szCs w:val="22"/>
+        </w:rPr>
+        <w:t xml:space="preserve"> health checks in </w:t>
+      </w:r>
       <w:r>
         <w:rPr>
           <w:rFonts w:ascii="Calibri" w:eastAsia="Calibri" w:hAnsi="Calibri" w:cs="Calibri"/>
           <w:b/>
-          <w:bCs/>
-          <w:sz w:val="22"/>
-          <w:szCs w:val="22"/>
-        </w:rPr>
-        <w:t>Mechanical Designer</w:t>
-      </w:r>
-      <w:r>
-        <w:rPr>
-          <w:rFonts w:ascii="Calibri" w:eastAsia="Calibri" w:hAnsi="Calibri" w:cs="Calibri"/>
-          <w:b/>
-          <w:sz w:val="22"/>
-          <w:szCs w:val="22"/>
-        </w:rPr>
-        <w:t xml:space="preserve"> | </w:t>
-      </w:r>
-      <w:proofErr w:type="spellStart"/>
-      <w:r>
-        <w:rPr>
-          <w:rFonts w:ascii="Calibri" w:eastAsia="Calibri" w:hAnsi="Calibri" w:cs="Calibri"/>
-          <w:bCs/>
-          <w:sz w:val="22"/>
-          <w:szCs w:val="22"/>
-        </w:rPr>
-        <w:t>Prolec</w:t>
-      </w:r>
-      <w:proofErr w:type="spellEnd"/>
-      <w:r>
-        <w:rPr>
-          <w:rFonts w:ascii="Calibri" w:eastAsia="Calibri" w:hAnsi="Calibri" w:cs="Calibri"/>
-          <w:bCs/>
-          <w:sz w:val="22"/>
-          <w:szCs w:val="22"/>
-        </w:rPr>
-        <w:t>-GE Waukesha | Oct 2020 – Present</w:t>
-      </w:r>
-    </w:p>
-    <w:p>
-      <w:pPr>
-        <w:numPr>
-          <w:ilvl w:val="0"/>
-          <w:numId w:val="13"/>
-        </w:numPr>
-        <w:tabs>
-          <w:tab w:val="left" w:pos="8785"/>
-        </w:tabs>
-        <w:spacing w:before="121"/>
-        <w:ind w:right="1"/>
-        <w:rPr>
-          <w:rFonts w:ascii="Calibri" w:eastAsia="Calibri" w:hAnsi="Calibri" w:cs="Calibri"/>
-          <w:bCs/>
-          <w:sz w:val="22"/>
-          <w:szCs w:val="22"/>
-        </w:rPr>
-      </w:pPr>
-      <w:r>
-        <w:rPr>
-          <w:rFonts w:ascii="Calibri" w:eastAsia="Calibri" w:hAnsi="Calibri" w:cs="Calibri"/>
-          <w:bCs/>
-          <w:sz w:val="22"/>
-          <w:szCs w:val="22"/>
-        </w:rPr>
-        <w:t xml:space="preserve">Automated documentation and tracking processes with </w:t>
-      </w:r>
-      <w:r>
-        <w:rPr>
-          <w:rFonts w:ascii="Calibri" w:eastAsia="Calibri" w:hAnsi="Calibri" w:cs="Calibri"/>
-          <w:bCs/>
           <w:sz w:val="22"/>
           <w:szCs w:val="22"/>
         </w:rPr>
@@ -976,289 +1238,7 @@
           <w:sz w:val="22"/>
           <w:szCs w:val="22"/>
         </w:rPr>
-        <w:t xml:space="preserve"> and </w:t>
-      </w:r>
-      <w:r>
-        <w:rPr>
-          <w:rFonts w:ascii="Calibri" w:eastAsia="Calibri" w:hAnsi="Calibri" w:cs="Calibri"/>
-          <w:bCs/>
-          <w:sz w:val="22"/>
-          <w:szCs w:val="22"/>
-        </w:rPr>
-        <w:t>Excel</w:t>
-      </w:r>
-      <w:r>
-        <w:rPr>
-          <w:rFonts w:ascii="Calibri" w:eastAsia="Calibri" w:hAnsi="Calibri" w:cs="Calibri"/>
-          <w:bCs/>
-          <w:sz w:val="22"/>
-          <w:szCs w:val="22"/>
-        </w:rPr>
-        <w:t>, improving delivery visibility for 200+ active transformer projects.</w:t>
-      </w:r>
-    </w:p>
-    <w:p>
-      <w:pPr>
-        <w:numPr>
-          <w:ilvl w:val="0"/>
-          <w:numId w:val="13"/>
-        </w:numPr>
-        <w:tabs>
-          <w:tab w:val="left" w:pos="8785"/>
-        </w:tabs>
-        <w:spacing w:before="121"/>
-        <w:ind w:right="1"/>
-        <w:rPr>
-          <w:rFonts w:ascii="Calibri" w:eastAsia="Calibri" w:hAnsi="Calibri" w:cs="Calibri"/>
-          <w:bCs/>
-          <w:sz w:val="22"/>
-          <w:szCs w:val="22"/>
-        </w:rPr>
-      </w:pPr>
-      <w:r>
-        <w:rPr>
-          <w:rFonts w:ascii="Calibri" w:eastAsia="Calibri" w:hAnsi="Calibri" w:cs="Calibri"/>
-          <w:bCs/>
-          <w:sz w:val="22"/>
-          <w:szCs w:val="22"/>
-        </w:rPr>
-        <w:t xml:space="preserve">Troubleshot and corrected faulty </w:t>
-      </w:r>
-      <w:r>
-        <w:rPr>
-          <w:rFonts w:ascii="Calibri" w:eastAsia="Calibri" w:hAnsi="Calibri" w:cs="Calibri"/>
-          <w:bCs/>
-          <w:sz w:val="22"/>
-          <w:szCs w:val="22"/>
-        </w:rPr>
-        <w:t>CREO</w:t>
-      </w:r>
-      <w:r>
-        <w:rPr>
-          <w:rFonts w:ascii="Calibri" w:eastAsia="Calibri" w:hAnsi="Calibri" w:cs="Calibri"/>
-          <w:bCs/>
-          <w:sz w:val="22"/>
-          <w:szCs w:val="22"/>
-        </w:rPr>
-        <w:t xml:space="preserve"> code using Pro/ENGINEER programming.</w:t>
-      </w:r>
-    </w:p>
-    <w:p>
-      <w:pPr>
-        <w:numPr>
-          <w:ilvl w:val="0"/>
-          <w:numId w:val="13"/>
-        </w:numPr>
-        <w:tabs>
-          <w:tab w:val="left" w:pos="8785"/>
-        </w:tabs>
-        <w:spacing w:before="121"/>
-        <w:ind w:right="1"/>
-        <w:rPr>
-          <w:rFonts w:ascii="Calibri" w:eastAsia="Calibri" w:hAnsi="Calibri" w:cs="Calibri"/>
-          <w:bCs/>
-          <w:sz w:val="22"/>
-          <w:szCs w:val="22"/>
-        </w:rPr>
-      </w:pPr>
-      <w:r>
-        <w:rPr>
-          <w:rFonts w:ascii="Calibri" w:eastAsia="Calibri" w:hAnsi="Calibri" w:cs="Calibri"/>
-          <w:bCs/>
-          <w:sz w:val="22"/>
-          <w:szCs w:val="22"/>
-        </w:rPr>
-        <w:t>Verified 1,000+ nameplates via SAP and TDMS, ensuring QA compliance.</w:t>
-      </w:r>
-    </w:p>
-    <w:p>
-      <w:pPr>
-        <w:numPr>
-          <w:ilvl w:val="0"/>
-          <w:numId w:val="13"/>
-        </w:numPr>
-        <w:tabs>
-          <w:tab w:val="left" w:pos="8785"/>
-        </w:tabs>
-        <w:spacing w:before="121"/>
-        <w:ind w:right="1"/>
-        <w:rPr>
-          <w:rFonts w:ascii="Calibri" w:eastAsia="Calibri" w:hAnsi="Calibri" w:cs="Calibri"/>
-          <w:bCs/>
-          <w:sz w:val="22"/>
-          <w:szCs w:val="22"/>
-        </w:rPr>
-      </w:pPr>
-      <w:r>
-        <w:rPr>
-          <w:rFonts w:ascii="Calibri" w:eastAsia="Calibri" w:hAnsi="Calibri" w:cs="Calibri"/>
-          <w:bCs/>
-          <w:sz w:val="22"/>
-          <w:szCs w:val="22"/>
-        </w:rPr>
-        <w:t>Validated and tested Creo model visualizations post-conversion (6.0 → 10.0), ensuring proper rendering, user interaction, and UI compatibility across platforms</w:t>
-      </w:r>
-    </w:p>
-    <w:p>
-      <w:pPr>
-        <w:tabs>
-          <w:tab w:val="left" w:pos="8785"/>
-        </w:tabs>
-        <w:spacing w:before="121"/>
-        <w:ind w:right="1"/>
-        <w:rPr>
-          <w:rFonts w:ascii="Calibri" w:eastAsia="Calibri" w:hAnsi="Calibri" w:cs="Calibri"/>
-          <w:b/>
-          <w:bCs/>
-          <w:sz w:val="22"/>
-          <w:szCs w:val="22"/>
-        </w:rPr>
-      </w:pPr>
-      <w:r>
-        <w:rPr>
-          <w:rFonts w:ascii="Calibri" w:eastAsia="Calibri" w:hAnsi="Calibri" w:cs="Calibri"/>
-          <w:b/>
-          <w:bCs/>
-          <w:sz w:val="22"/>
-          <w:szCs w:val="22"/>
-        </w:rPr>
-        <w:t xml:space="preserve">Treasurer (Part-Time) | </w:t>
-      </w:r>
-      <w:r>
-        <w:rPr>
-          <w:rFonts w:ascii="Calibri" w:eastAsia="Calibri" w:hAnsi="Calibri" w:cs="Calibri"/>
-          <w:sz w:val="22"/>
-          <w:szCs w:val="22"/>
-        </w:rPr>
-        <w:t>Robert William Park Water Association | Mar 2025 – Jul 2025</w:t>
-      </w:r>
-    </w:p>
-    <w:p>
-      <w:pPr>
-        <w:numPr>
-          <w:ilvl w:val="0"/>
-          <w:numId w:val="14"/>
-        </w:numPr>
-        <w:tabs>
-          <w:tab w:val="left" w:pos="8785"/>
-        </w:tabs>
-        <w:spacing w:before="121"/>
-        <w:ind w:right="1"/>
-        <w:rPr>
-          <w:rFonts w:ascii="Calibri" w:eastAsia="Calibri" w:hAnsi="Calibri" w:cs="Calibri"/>
-          <w:bCs/>
-          <w:sz w:val="22"/>
-          <w:szCs w:val="22"/>
-        </w:rPr>
-      </w:pPr>
-      <w:r>
-        <w:rPr>
-          <w:rFonts w:ascii="Calibri" w:eastAsia="Calibri" w:hAnsi="Calibri" w:cs="Calibri"/>
-          <w:bCs/>
-          <w:sz w:val="22"/>
-          <w:szCs w:val="22"/>
-        </w:rPr>
-        <w:t xml:space="preserve">Oversaw $300K+ in nonprofit funds; led </w:t>
-      </w:r>
-      <w:r>
-        <w:rPr>
-          <w:rFonts w:ascii="Calibri" w:eastAsia="Calibri" w:hAnsi="Calibri" w:cs="Calibri"/>
-          <w:b/>
-          <w:bCs/>
-          <w:sz w:val="22"/>
-          <w:szCs w:val="22"/>
-        </w:rPr>
-        <w:t>forecasting, budgeting, and capital planning</w:t>
-      </w:r>
-      <w:r>
-        <w:rPr>
-          <w:rFonts w:ascii="Calibri" w:eastAsia="Calibri" w:hAnsi="Calibri" w:cs="Calibri"/>
-          <w:bCs/>
-          <w:sz w:val="22"/>
-          <w:szCs w:val="22"/>
-        </w:rPr>
-        <w:t>.</w:t>
-      </w:r>
-    </w:p>
-    <w:p>
-      <w:pPr>
-        <w:tabs>
-          <w:tab w:val="left" w:pos="8785"/>
-        </w:tabs>
-        <w:spacing w:before="121"/>
-        <w:ind w:right="1"/>
-        <w:rPr>
-          <w:rFonts w:ascii="Calibri" w:eastAsia="Calibri" w:hAnsi="Calibri" w:cs="Calibri"/>
-          <w:b/>
-          <w:sz w:val="22"/>
-          <w:szCs w:val="22"/>
-        </w:rPr>
-      </w:pPr>
-      <w:r>
-        <w:rPr>
-          <w:rFonts w:ascii="Calibri" w:eastAsia="Calibri" w:hAnsi="Calibri" w:cs="Calibri"/>
-          <w:b/>
-          <w:bCs/>
-          <w:sz w:val="22"/>
-          <w:szCs w:val="22"/>
-        </w:rPr>
-        <w:t>Python Developer</w:t>
-      </w:r>
-      <w:r>
-        <w:rPr>
-          <w:rFonts w:ascii="Calibri" w:eastAsia="Calibri" w:hAnsi="Calibri" w:cs="Calibri"/>
-          <w:b/>
-          <w:bCs/>
-          <w:sz w:val="22"/>
-          <w:szCs w:val="22"/>
-        </w:rPr>
-        <w:t xml:space="preserve"> (Volunteer)</w:t>
-      </w:r>
-      <w:r>
-        <w:rPr>
-          <w:rFonts w:ascii="Calibri" w:eastAsia="Calibri" w:hAnsi="Calibri" w:cs="Calibri"/>
-          <w:b/>
-          <w:sz w:val="22"/>
-          <w:szCs w:val="22"/>
-        </w:rPr>
-        <w:t xml:space="preserve"> | </w:t>
-      </w:r>
-      <w:r>
-        <w:rPr>
-          <w:rFonts w:ascii="Calibri" w:eastAsia="Calibri" w:hAnsi="Calibri" w:cs="Calibri"/>
-          <w:bCs/>
-          <w:sz w:val="22"/>
-          <w:szCs w:val="22"/>
-        </w:rPr>
-        <w:t>FIND | Apr 2025 – Jun 2025</w:t>
-      </w:r>
-    </w:p>
-    <w:p>
-      <w:pPr>
-        <w:numPr>
-          <w:ilvl w:val="0"/>
-          <w:numId w:val="14"/>
-        </w:numPr>
-        <w:tabs>
-          <w:tab w:val="left" w:pos="8785"/>
-        </w:tabs>
-        <w:spacing w:before="121"/>
-        <w:ind w:right="1"/>
-        <w:rPr>
-          <w:rFonts w:ascii="Calibri" w:eastAsia="Calibri" w:hAnsi="Calibri" w:cs="Calibri"/>
-          <w:bCs/>
-          <w:sz w:val="22"/>
-          <w:szCs w:val="22"/>
-        </w:rPr>
-      </w:pPr>
-      <w:r>
-        <w:rPr>
-          <w:rFonts w:ascii="Calibri" w:eastAsia="Calibri" w:hAnsi="Calibri" w:cs="Calibri"/>
-          <w:bCs/>
-          <w:sz w:val="22"/>
-          <w:szCs w:val="22"/>
-        </w:rPr>
-        <w:t>Automated UI/API health checks in Python, reducing incident resolution time</w:t>
+        <w:t>, reducing incident resolution time</w:t>
       </w:r>
       <w:r>
         <w:rPr>
@@ -1307,119 +1287,34 @@
           <w:sz w:val="22"/>
           <w:szCs w:val="22"/>
         </w:rPr>
-        <w:t>Front-End</w:t>
-      </w:r>
-      <w:r>
-        <w:rPr>
-          <w:rFonts w:ascii="Calibri" w:eastAsia="Calibri" w:hAnsi="Calibri" w:cs="Calibri"/>
-          <w:bCs/>
-          <w:sz w:val="22"/>
-          <w:szCs w:val="22"/>
-        </w:rPr>
-        <w:t xml:space="preserve"> </w:t>
-      </w:r>
-      <w:r>
-        <w:rPr>
-          <w:rFonts w:ascii="Calibri" w:eastAsia="Calibri" w:hAnsi="Calibri" w:cs="Calibri"/>
-          <w:bCs/>
-          <w:sz w:val="22"/>
-          <w:szCs w:val="22"/>
-        </w:rPr>
-        <w:t xml:space="preserve">| </w:t>
-      </w:r>
-      <w:r>
-        <w:rPr>
-          <w:rFonts w:ascii="Calibri" w:eastAsia="Calibri" w:hAnsi="Calibri" w:cs="Calibri"/>
-          <w:bCs/>
-          <w:sz w:val="22"/>
-          <w:szCs w:val="22"/>
-        </w:rPr>
-        <w:t>Frontend Simplified</w:t>
-      </w:r>
-      <w:r>
-        <w:rPr>
-          <w:rFonts w:ascii="Calibri" w:eastAsia="Calibri" w:hAnsi="Calibri" w:cs="Calibri"/>
-          <w:bCs/>
-          <w:sz w:val="22"/>
-          <w:szCs w:val="22"/>
-        </w:rPr>
-        <w:t xml:space="preserve"> |</w:t>
-      </w:r>
-      <w:r>
-        <w:rPr>
-          <w:rFonts w:ascii="Calibri" w:eastAsia="Calibri" w:hAnsi="Calibri" w:cs="Calibri"/>
-          <w:bCs/>
-          <w:sz w:val="22"/>
-          <w:szCs w:val="22"/>
-        </w:rPr>
-        <w:t xml:space="preserve"> Exp. Aug 2026 </w:t>
-      </w:r>
-    </w:p>
-    <w:p>
-      <w:pPr>
-        <w:widowControl w:val="0"/>
-        <w:spacing w:before="107"/>
-        <w:ind w:right="149"/>
-        <w:rPr>
-          <w:rFonts w:ascii="Calibri" w:eastAsia="Calibri" w:hAnsi="Calibri" w:cs="Calibri"/>
-          <w:bCs/>
-          <w:sz w:val="22"/>
-          <w:szCs w:val="22"/>
-        </w:rPr>
-      </w:pPr>
-      <w:r>
-        <w:rPr>
-          <w:rFonts w:ascii="Calibri" w:eastAsia="Calibri" w:hAnsi="Calibri" w:cs="Calibri"/>
-          <w:b/>
-          <w:sz w:val="22"/>
-          <w:szCs w:val="22"/>
-        </w:rPr>
-        <w:t>Data Engineer</w:t>
-      </w:r>
-      <w:r>
-        <w:rPr>
-          <w:rFonts w:ascii="Calibri" w:eastAsia="Calibri" w:hAnsi="Calibri" w:cs="Calibri"/>
-          <w:b/>
-          <w:sz w:val="22"/>
-          <w:szCs w:val="22"/>
-        </w:rPr>
-        <w:t xml:space="preserve"> |</w:t>
-      </w:r>
-      <w:r>
-        <w:rPr>
-          <w:rFonts w:ascii="Calibri" w:eastAsia="Calibri" w:hAnsi="Calibri" w:cs="Calibri"/>
-          <w:bCs/>
-          <w:sz w:val="22"/>
-          <w:szCs w:val="22"/>
-        </w:rPr>
-        <w:t xml:space="preserve"> </w:t>
-      </w:r>
-      <w:r>
-        <w:rPr>
-          <w:rFonts w:ascii="Calibri" w:eastAsia="Calibri" w:hAnsi="Calibri" w:cs="Calibri"/>
-          <w:bCs/>
-          <w:sz w:val="22"/>
-          <w:szCs w:val="22"/>
-        </w:rPr>
-        <w:t xml:space="preserve">Zero to Mastery </w:t>
-      </w:r>
-      <w:r>
-        <w:rPr>
-          <w:rFonts w:ascii="Calibri" w:eastAsia="Calibri" w:hAnsi="Calibri" w:cs="Calibri"/>
-          <w:bCs/>
-          <w:sz w:val="22"/>
-          <w:szCs w:val="22"/>
-        </w:rPr>
-        <w:t xml:space="preserve">| </w:t>
-      </w:r>
-      <w:r>
-        <w:rPr>
-          <w:rFonts w:ascii="Calibri" w:eastAsia="Calibri" w:hAnsi="Calibri" w:cs="Calibri"/>
-          <w:bCs/>
-          <w:sz w:val="22"/>
-          <w:szCs w:val="22"/>
-        </w:rPr>
-        <w:t>Aug 2025</w:t>
+        <w:t xml:space="preserve">Bootcamps: </w:t>
+      </w:r>
+      <w:r>
+        <w:rPr>
+          <w:rFonts w:ascii="Calibri" w:eastAsia="Calibri" w:hAnsi="Calibri" w:cs="Calibri"/>
+          <w:bCs/>
+          <w:sz w:val="22"/>
+          <w:szCs w:val="22"/>
+        </w:rPr>
+        <w:t xml:space="preserve">Front-End (Frontend Simplified, Exp. Aug 2026), </w:t>
+      </w:r>
+      <w:r>
+        <w:rPr>
+          <w:rFonts w:ascii="Calibri" w:eastAsia="Calibri" w:hAnsi="Calibri" w:cs="Calibri"/>
+          <w:bCs/>
+          <w:sz w:val="22"/>
+          <w:szCs w:val="22"/>
+        </w:rPr>
+        <w:t>Front-End Developer</w:t>
+      </w:r>
+      <w:r>
+        <w:rPr>
+          <w:rFonts w:ascii="Calibri" w:eastAsia="Calibri" w:hAnsi="Calibri" w:cs="Calibri"/>
+          <w:bCs/>
+          <w:sz w:val="22"/>
+          <w:szCs w:val="22"/>
+        </w:rPr>
+        <w:t xml:space="preserve"> (Zero to Mastery, Aug 2025)</w:t>
       </w:r>
     </w:p>
     <w:sectPr>
@@ -1810,6 +1705,119 @@
     </w:lvl>
   </w:abstractNum>
   <w:abstractNum w:abstractNumId="3" w15:restartNumberingAfterBreak="0">
+    <w:nsid w:val="27FA4F48"/>
+    <w:multiLevelType w:val="hybridMultilevel"/>
+    <w:tmpl w:val="810E73C0"/>
+    <w:lvl w:ilvl="0" w:tplc="04090001">
+      <w:start w:val="1"/>
+      <w:numFmt w:val="bullet"/>
+      <w:lvlText w:val=""/>
+      <w:lvlJc w:val="left"/>
+      <w:pPr>
+        <w:ind w:left="720" w:hanging="360"/>
+      </w:pPr>
+      <w:rPr>
+        <w:rFonts w:ascii="Symbol" w:hAnsi="Symbol" w:hint="default"/>
+      </w:rPr>
+    </w:lvl>
+    <w:lvl w:ilvl="1" w:tplc="04090003" w:tentative="1">
+      <w:start w:val="1"/>
+      <w:numFmt w:val="bullet"/>
+      <w:lvlText w:val="o"/>
+      <w:lvlJc w:val="left"/>
+      <w:pPr>
+        <w:ind w:left="1440" w:hanging="360"/>
+      </w:pPr>
+      <w:rPr>
+        <w:rFonts w:ascii="Courier New" w:hAnsi="Courier New" w:cs="Courier New" w:hint="default"/>
+      </w:rPr>
+    </w:lvl>
+    <w:lvl w:ilvl="2" w:tplc="04090005" w:tentative="1">
+      <w:start w:val="1"/>
+      <w:numFmt w:val="bullet"/>
+      <w:lvlText w:val=""/>
+      <w:lvlJc w:val="left"/>
+      <w:pPr>
+        <w:ind w:left="2160" w:hanging="360"/>
+      </w:pPr>
+      <w:rPr>
+        <w:rFonts w:ascii="Wingdings" w:hAnsi="Wingdings" w:hint="default"/>
+      </w:rPr>
+    </w:lvl>
+    <w:lvl w:ilvl="3" w:tplc="04090001" w:tentative="1">
+      <w:start w:val="1"/>
+      <w:numFmt w:val="bullet"/>
+      <w:lvlText w:val=""/>
+      <w:lvlJc w:val="left"/>
+      <w:pPr>
+        <w:ind w:left="2880" w:hanging="360"/>
+      </w:pPr>
+      <w:rPr>
+        <w:rFonts w:ascii="Symbol" w:hAnsi="Symbol" w:hint="default"/>
+      </w:rPr>
+    </w:lvl>
+    <w:lvl w:ilvl="4" w:tplc="04090003" w:tentative="1">
+      <w:start w:val="1"/>
+      <w:numFmt w:val="bullet"/>
+      <w:lvlText w:val="o"/>
+      <w:lvlJc w:val="left"/>
+      <w:pPr>
+        <w:ind w:left="3600" w:hanging="360"/>
+      </w:pPr>
+      <w:rPr>
+        <w:rFonts w:ascii="Courier New" w:hAnsi="Courier New" w:cs="Courier New" w:hint="default"/>
+      </w:rPr>
+    </w:lvl>
+    <w:lvl w:ilvl="5" w:tplc="04090005" w:tentative="1">
+      <w:start w:val="1"/>
+      <w:numFmt w:val="bullet"/>
+      <w:lvlText w:val=""/>
+      <w:lvlJc w:val="left"/>
+      <w:pPr>
+        <w:ind w:left="4320" w:hanging="360"/>
+      </w:pPr>
+      <w:rPr>
+        <w:rFonts w:ascii="Wingdings" w:hAnsi="Wingdings" w:hint="default"/>
+      </w:rPr>
+    </w:lvl>
+    <w:lvl w:ilvl="6" w:tplc="04090001" w:tentative="1">
+      <w:start w:val="1"/>
+      <w:numFmt w:val="bullet"/>
+      <w:lvlText w:val=""/>
+      <w:lvlJc w:val="left"/>
+      <w:pPr>
+        <w:ind w:left="5040" w:hanging="360"/>
+      </w:pPr>
+      <w:rPr>
+        <w:rFonts w:ascii="Symbol" w:hAnsi="Symbol" w:hint="default"/>
+      </w:rPr>
+    </w:lvl>
+    <w:lvl w:ilvl="7" w:tplc="04090003" w:tentative="1">
+      <w:start w:val="1"/>
+      <w:numFmt w:val="bullet"/>
+      <w:lvlText w:val="o"/>
+      <w:lvlJc w:val="left"/>
+      <w:pPr>
+        <w:ind w:left="5760" w:hanging="360"/>
+      </w:pPr>
+      <w:rPr>
+        <w:rFonts w:ascii="Courier New" w:hAnsi="Courier New" w:cs="Courier New" w:hint="default"/>
+      </w:rPr>
+    </w:lvl>
+    <w:lvl w:ilvl="8" w:tplc="04090005" w:tentative="1">
+      <w:start w:val="1"/>
+      <w:numFmt w:val="bullet"/>
+      <w:lvlText w:val=""/>
+      <w:lvlJc w:val="left"/>
+      <w:pPr>
+        <w:ind w:left="6480" w:hanging="360"/>
+      </w:pPr>
+      <w:rPr>
+        <w:rFonts w:ascii="Wingdings" w:hAnsi="Wingdings" w:hint="default"/>
+      </w:rPr>
+    </w:lvl>
+  </w:abstractNum>
+  <w:abstractNum w:abstractNumId="4" w15:restartNumberingAfterBreak="0">
     <w:nsid w:val="29DA5788"/>
     <w:multiLevelType w:val="multilevel"/>
     <w:tmpl w:val="63C8776E"/>
@@ -1958,7 +1966,7 @@
       </w:rPr>
     </w:lvl>
   </w:abstractNum>
-  <w:abstractNum w:abstractNumId="4" w15:restartNumberingAfterBreak="0">
+  <w:abstractNum w:abstractNumId="5" w15:restartNumberingAfterBreak="0">
     <w:nsid w:val="3BAA2528"/>
     <w:multiLevelType w:val="hybridMultilevel"/>
     <w:tmpl w:val="755A7714"/>
@@ -2071,7 +2079,7 @@
       </w:rPr>
     </w:lvl>
   </w:abstractNum>
-  <w:abstractNum w:abstractNumId="5" w15:restartNumberingAfterBreak="0">
+  <w:abstractNum w:abstractNumId="6" w15:restartNumberingAfterBreak="0">
     <w:nsid w:val="3D941DEB"/>
     <w:multiLevelType w:val="hybridMultilevel"/>
     <w:tmpl w:val="E2F45E0C"/>
@@ -2184,7 +2192,7 @@
       </w:rPr>
     </w:lvl>
   </w:abstractNum>
-  <w:abstractNum w:abstractNumId="6" w15:restartNumberingAfterBreak="0">
+  <w:abstractNum w:abstractNumId="7" w15:restartNumberingAfterBreak="0">
     <w:nsid w:val="3F9C11EB"/>
     <w:multiLevelType w:val="multilevel"/>
     <w:tmpl w:val="2EEED0FA"/>
@@ -2333,7 +2341,7 @@
       </w:rPr>
     </w:lvl>
   </w:abstractNum>
-  <w:abstractNum w:abstractNumId="7" w15:restartNumberingAfterBreak="0">
+  <w:abstractNum w:abstractNumId="8" w15:restartNumberingAfterBreak="0">
     <w:nsid w:val="48C20A1A"/>
     <w:multiLevelType w:val="hybridMultilevel"/>
     <w:tmpl w:val="717C29EC"/>
@@ -2446,7 +2454,7 @@
       </w:rPr>
     </w:lvl>
   </w:abstractNum>
-  <w:abstractNum w:abstractNumId="8" w15:restartNumberingAfterBreak="0">
+  <w:abstractNum w:abstractNumId="9" w15:restartNumberingAfterBreak="0">
     <w:nsid w:val="4B26294B"/>
     <w:multiLevelType w:val="multilevel"/>
     <w:tmpl w:val="C19AD392"/>
@@ -2578,7 +2586,7 @@
       </w:rPr>
     </w:lvl>
   </w:abstractNum>
-  <w:abstractNum w:abstractNumId="9" w15:restartNumberingAfterBreak="0">
+  <w:abstractNum w:abstractNumId="10" w15:restartNumberingAfterBreak="0">
     <w:nsid w:val="5649751A"/>
     <w:multiLevelType w:val="multilevel"/>
     <w:tmpl w:val="93EE9CC2"/>
@@ -2709,7 +2717,7 @@
       </w:rPr>
     </w:lvl>
   </w:abstractNum>
-  <w:abstractNum w:abstractNumId="10" w15:restartNumberingAfterBreak="0">
+  <w:abstractNum w:abstractNumId="11" w15:restartNumberingAfterBreak="0">
     <w:nsid w:val="5F190C58"/>
     <w:multiLevelType w:val="hybridMultilevel"/>
     <w:tmpl w:val="6C243B64"/>
@@ -2822,7 +2830,7 @@
       </w:rPr>
     </w:lvl>
   </w:abstractNum>
-  <w:abstractNum w:abstractNumId="11" w15:restartNumberingAfterBreak="0">
+  <w:abstractNum w:abstractNumId="12" w15:restartNumberingAfterBreak="0">
     <w:nsid w:val="64822C57"/>
     <w:multiLevelType w:val="hybridMultilevel"/>
     <w:tmpl w:val="9690AB2A"/>
@@ -2935,7 +2943,7 @@
       </w:rPr>
     </w:lvl>
   </w:abstractNum>
-  <w:abstractNum w:abstractNumId="12" w15:restartNumberingAfterBreak="0">
+  <w:abstractNum w:abstractNumId="13" w15:restartNumberingAfterBreak="0">
     <w:nsid w:val="6B282B99"/>
     <w:multiLevelType w:val="hybridMultilevel"/>
     <w:tmpl w:val="8D94F044"/>
@@ -3048,7 +3056,7 @@
       </w:rPr>
     </w:lvl>
   </w:abstractNum>
-  <w:abstractNum w:abstractNumId="13" w15:restartNumberingAfterBreak="0">
+  <w:abstractNum w:abstractNumId="14" w15:restartNumberingAfterBreak="0">
     <w:nsid w:val="7DF86C79"/>
     <w:multiLevelType w:val="hybridMultilevel"/>
     <w:tmpl w:val="6E0C5F64"/>
@@ -3162,28 +3170,28 @@
     </w:lvl>
   </w:abstractNum>
   <w:num w:numId="1" w16cid:durableId="273949639">
+    <w:abstractNumId w:val="10"/>
+  </w:num>
+  <w:num w:numId="2" w16cid:durableId="1972976758">
     <w:abstractNumId w:val="9"/>
   </w:num>
-  <w:num w:numId="2" w16cid:durableId="1972976758">
+  <w:num w:numId="3" w16cid:durableId="1992053166">
     <w:abstractNumId w:val="8"/>
   </w:num>
-  <w:num w:numId="3" w16cid:durableId="1992053166">
-    <w:abstractNumId w:val="7"/>
-  </w:num>
   <w:num w:numId="4" w16cid:durableId="239951802">
-    <w:abstractNumId w:val="4"/>
+    <w:abstractNumId w:val="5"/>
   </w:num>
   <w:num w:numId="5" w16cid:durableId="489760472">
-    <w:abstractNumId w:val="12"/>
+    <w:abstractNumId w:val="13"/>
   </w:num>
   <w:num w:numId="6" w16cid:durableId="1320885432">
-    <w:abstractNumId w:val="13"/>
+    <w:abstractNumId w:val="14"/>
   </w:num>
   <w:num w:numId="7" w16cid:durableId="1510946303">
-    <w:abstractNumId w:val="5"/>
+    <w:abstractNumId w:val="6"/>
   </w:num>
   <w:num w:numId="8" w16cid:durableId="313333886">
-    <w:abstractNumId w:val="10"/>
+    <w:abstractNumId w:val="11"/>
   </w:num>
   <w:num w:numId="9" w16cid:durableId="2140563860">
     <w:abstractNumId w:val="1"/>
@@ -3195,13 +3203,16 @@
     <w:abstractNumId w:val="2"/>
   </w:num>
   <w:num w:numId="12" w16cid:durableId="1754551390">
-    <w:abstractNumId w:val="11"/>
+    <w:abstractNumId w:val="12"/>
   </w:num>
   <w:num w:numId="13" w16cid:durableId="381905203">
-    <w:abstractNumId w:val="3"/>
+    <w:abstractNumId w:val="4"/>
   </w:num>
   <w:num w:numId="14" w16cid:durableId="1185174228">
-    <w:abstractNumId w:val="6"/>
+    <w:abstractNumId w:val="7"/>
+  </w:num>
+  <w:num w:numId="15" w16cid:durableId="1244028121">
+    <w:abstractNumId w:val="3"/>
   </w:num>
 </w:numbering>
 </file>
@@ -3730,7 +3741,6 @@
   <w:style w:type="character" w:default="1" w:styleId="DefaultParagraphFont">
     <w:name w:val="Default Paragraph Font"/>
     <w:uiPriority w:val="1"/>
-    <w:semiHidden/>
     <w:unhideWhenUsed/>
   </w:style>
   <w:style w:type="table" w:default="1" w:styleId="TableNormal">

--- a/resume/Yengkong.Sayaovong.Resume.docx
+++ b/resume/Yengkong.Sayaovong.Resume.docx
@@ -81,19 +81,8 @@
             <w:sz w:val="22"/>
             <w:szCs w:val="22"/>
           </w:rPr>
-          <w:t>linkedin.com/in/</w:t>
+          <w:t>linkedin.com/in/yengkongsayaovong</w:t>
         </w:r>
-        <w:proofErr w:type="spellStart"/>
-        <w:r>
-          <w:rPr>
-            <w:rFonts w:ascii="Calibri" w:eastAsia="Calibri" w:hAnsi="Calibri" w:cs="Calibri"/>
-            <w:color w:val="467886"/>
-            <w:sz w:val="22"/>
-            <w:szCs w:val="22"/>
-          </w:rPr>
-          <w:t>yengkongsayaovong</w:t>
-        </w:r>
-        <w:proofErr w:type="spellEnd"/>
       </w:hyperlink>
       <w:r>
         <w:rPr>
@@ -121,20 +110,8 @@
             <w:szCs w:val="22"/>
             <w:u w:val="single"/>
           </w:rPr>
-          <w:t>github.com/</w:t>
+          <w:t>github.com/YSayaovong</w:t>
         </w:r>
-        <w:proofErr w:type="spellStart"/>
-        <w:r>
-          <w:rPr>
-            <w:rFonts w:ascii="Calibri" w:eastAsia="Calibri" w:hAnsi="Calibri" w:cs="Calibri"/>
-            <w:color w:val="467886"/>
-            <w:sz w:val="22"/>
-            <w:szCs w:val="22"/>
-            <w:u w:val="single"/>
-          </w:rPr>
-          <w:t>YSayaovong</w:t>
-        </w:r>
-        <w:proofErr w:type="spellEnd"/>
       </w:hyperlink>
     </w:p>
     <w:p>
@@ -168,18 +145,17 @@
         <w:ind w:right="149"/>
         <w:rPr>
           <w:rFonts w:ascii="Calibri" w:eastAsia="Calibri" w:hAnsi="Calibri" w:cs="Calibri"/>
-          <w:b/>
-          <w:sz w:val="22"/>
-          <w:szCs w:val="22"/>
-        </w:rPr>
-      </w:pPr>
-      <w:r>
-        <w:rPr>
-          <w:rFonts w:ascii="Calibri" w:eastAsia="Calibri" w:hAnsi="Calibri" w:cs="Calibri"/>
-          <w:sz w:val="22"/>
-          <w:szCs w:val="22"/>
-        </w:rPr>
-        <w:t>Front-End Developer skilled in JavaScript, React, and responsive design. Experienced in building dynamic UIs, integrating APIs, and delivering clean, mobile-first web apps with full-stack versatility</w:t>
+          <w:sz w:val="22"/>
+          <w:szCs w:val="22"/>
+        </w:rPr>
+      </w:pPr>
+      <w:r>
+        <w:rPr>
+          <w:rFonts w:ascii="Calibri" w:eastAsia="Calibri" w:hAnsi="Calibri" w:cs="Calibri"/>
+          <w:sz w:val="22"/>
+          <w:szCs w:val="22"/>
+        </w:rPr>
+        <w:t>Sports-focused Data Analyst skilled in turning raw game logs into scouting insights, forecasts, and dashboards. Strong foundation in SQL, Python, Power BI, and Excel with 5+ years of mechanical design experience</w:t>
       </w:r>
       <w:r>
         <w:rPr>
@@ -232,23 +208,15 @@
           <w:sz w:val="22"/>
           <w:szCs w:val="22"/>
         </w:rPr>
-        <w:t>Front-End:</w:t>
-      </w:r>
-      <w:r>
-        <w:rPr>
-          <w:rFonts w:ascii="Calibri" w:eastAsia="Calibri" w:hAnsi="Calibri" w:cs="Calibri"/>
-          <w:sz w:val="22"/>
-          <w:szCs w:val="22"/>
-        </w:rPr>
-        <w:t xml:space="preserve"> </w:t>
-      </w:r>
-      <w:r>
-        <w:rPr>
-          <w:rFonts w:ascii="Calibri" w:eastAsia="Calibri" w:hAnsi="Calibri" w:cs="Calibri"/>
-          <w:sz w:val="22"/>
-          <w:szCs w:val="22"/>
-        </w:rPr>
-        <w:t>HTML5, CSS3 (Flexbox/Grid, Media Queries), JavaScript (ES6+, DOM, Promises, Async/Await), React, Responsive Design, Bootstrap/Tailwind</w:t>
+        <w:t xml:space="preserve">Analytics Tools: </w:t>
+      </w:r>
+      <w:r>
+        <w:rPr>
+          <w:rFonts w:ascii="Calibri" w:eastAsia="Calibri" w:hAnsi="Calibri" w:cs="Calibri"/>
+          <w:sz w:val="22"/>
+          <w:szCs w:val="22"/>
+        </w:rPr>
+        <w:t>Python (pandas, NumPy, matplotlib), SQL, Excel, Power BI</w:t>
       </w:r>
     </w:p>
     <w:p>
@@ -275,23 +243,15 @@
           <w:sz w:val="22"/>
           <w:szCs w:val="22"/>
         </w:rPr>
-        <w:t>Backend &amp; Data:</w:t>
-      </w:r>
-      <w:r>
-        <w:rPr>
-          <w:rFonts w:ascii="Calibri" w:eastAsia="Calibri" w:hAnsi="Calibri" w:cs="Calibri"/>
-          <w:sz w:val="22"/>
-          <w:szCs w:val="22"/>
-        </w:rPr>
-        <w:t xml:space="preserve"> </w:t>
-      </w:r>
-      <w:r>
-        <w:rPr>
-          <w:rFonts w:ascii="Calibri" w:eastAsia="Calibri" w:hAnsi="Calibri" w:cs="Calibri"/>
-          <w:sz w:val="22"/>
-          <w:szCs w:val="22"/>
-        </w:rPr>
-        <w:t>Python (Pandas, NumPy), SQL (PostgreSQL), Node.js, RESTful API Development, ETL Pipelines, Web Scraping, Data Modeling</w:t>
+        <w:t xml:space="preserve">Sports Metrics: </w:t>
+      </w:r>
+      <w:r>
+        <w:rPr>
+          <w:rFonts w:ascii="Calibri" w:eastAsia="Calibri" w:hAnsi="Calibri" w:cs="Calibri"/>
+          <w:sz w:val="22"/>
+          <w:szCs w:val="22"/>
+        </w:rPr>
+        <w:t>TS%, eFG%, Game Score, rolling averages, scouting reports</w:t>
       </w:r>
     </w:p>
     <w:p>
@@ -318,61 +278,15 @@
           <w:sz w:val="22"/>
           <w:szCs w:val="22"/>
         </w:rPr>
-        <w:t>Cloud</w:t>
-      </w:r>
-      <w:r>
-        <w:rPr>
-          <w:rFonts w:ascii="Calibri" w:eastAsia="Calibri" w:hAnsi="Calibri" w:cs="Calibri"/>
-          <w:b/>
-          <w:bCs/>
-          <w:sz w:val="22"/>
-          <w:szCs w:val="22"/>
-        </w:rPr>
-        <w:t xml:space="preserve"> </w:t>
-      </w:r>
-      <w:r>
-        <w:rPr>
-          <w:rFonts w:ascii="Calibri" w:eastAsia="Calibri" w:hAnsi="Calibri" w:cs="Calibri"/>
-          <w:b/>
-          <w:bCs/>
-          <w:sz w:val="22"/>
-          <w:szCs w:val="22"/>
-        </w:rPr>
-        <w:t>&amp; DevOps</w:t>
-      </w:r>
-      <w:r>
-        <w:rPr>
-          <w:rFonts w:ascii="Calibri" w:eastAsia="Calibri" w:hAnsi="Calibri" w:cs="Calibri"/>
-          <w:b/>
-          <w:bCs/>
-          <w:sz w:val="22"/>
-          <w:szCs w:val="22"/>
-        </w:rPr>
-        <w:t>:</w:t>
-      </w:r>
-      <w:r>
-        <w:rPr>
-          <w:rFonts w:ascii="Calibri" w:eastAsia="Calibri" w:hAnsi="Calibri" w:cs="Calibri"/>
-          <w:sz w:val="22"/>
-          <w:szCs w:val="22"/>
-        </w:rPr>
-        <w:t xml:space="preserve"> </w:t>
-      </w:r>
-      <w:r>
-        <w:rPr>
-          <w:rFonts w:ascii="Calibri" w:eastAsia="Calibri" w:hAnsi="Calibri" w:cs="Calibri"/>
-          <w:sz w:val="22"/>
-          <w:szCs w:val="22"/>
-        </w:rPr>
-        <w:t>AWS (S3, Lambda, RDS, IAM), Git/GitHub (Branching, CI/CD Workflows), VS Code</w:t>
-      </w:r>
-      <w:r>
-        <w:rPr>
-          <w:rFonts w:ascii="Calibri" w:eastAsia="Calibri" w:hAnsi="Calibri" w:cs="Calibri"/>
-          <w:sz w:val="22"/>
-          <w:szCs w:val="22"/>
-        </w:rPr>
-        <w:t>)</w:t>
+        <w:t xml:space="preserve">Data Pipeline: </w:t>
+      </w:r>
+      <w:r>
+        <w:rPr>
+          <w:rFonts w:ascii="Calibri" w:eastAsia="Calibri" w:hAnsi="Calibri" w:cs="Calibri"/>
+          <w:sz w:val="22"/>
+          <w:szCs w:val="22"/>
+        </w:rPr>
+        <w:t>Data cleaning, ETL, data modeling, visualization</w:t>
       </w:r>
     </w:p>
     <w:p>
@@ -399,15 +313,15 @@
           <w:sz w:val="22"/>
           <w:szCs w:val="22"/>
         </w:rPr>
-        <w:t>Analytics &amp; BI:</w:t>
-      </w:r>
-      <w:r>
-        <w:rPr>
-          <w:rFonts w:ascii="Calibri" w:eastAsia="Calibri" w:hAnsi="Calibri" w:cs="Calibri"/>
-          <w:sz w:val="22"/>
-          <w:szCs w:val="22"/>
-        </w:rPr>
-        <w:t xml:space="preserve"> Power BI (DAX, VBA), Data Visualization, Reporting Automation</w:t>
+        <w:t>Other:</w:t>
+      </w:r>
+      <w:r>
+        <w:rPr>
+          <w:rFonts w:ascii="Calibri" w:eastAsia="Calibri" w:hAnsi="Calibri" w:cs="Calibri"/>
+          <w:sz w:val="22"/>
+          <w:szCs w:val="22"/>
+        </w:rPr>
+        <w:t xml:space="preserve"> Git/GitHub, CI/CD, stakeholder communication</w:t>
       </w:r>
     </w:p>
     <w:p>
@@ -437,20 +351,12 @@
         <w:ind w:right="1"/>
         <w:rPr>
           <w:rFonts w:ascii="Calibri" w:eastAsia="Calibri" w:hAnsi="Calibri" w:cs="Calibri"/>
-          <w:sz w:val="22"/>
-          <w:szCs w:val="22"/>
-        </w:rPr>
-      </w:pPr>
-      <w:r>
-        <w:rPr>
-          <w:rFonts w:ascii="Calibri" w:eastAsia="Calibri" w:hAnsi="Calibri" w:cs="Calibri"/>
           <w:b/>
           <w:bCs/>
           <w:sz w:val="22"/>
           <w:szCs w:val="22"/>
         </w:rPr>
-        <w:t>Hmong First Baptist Church Website</w:t>
-      </w:r>
+      </w:pPr>
       <w:r>
         <w:rPr>
           <w:rFonts w:ascii="Calibri" w:eastAsia="Calibri" w:hAnsi="Calibri" w:cs="Calibri"/>
@@ -459,35 +365,21 @@
           <w:sz w:val="22"/>
           <w:szCs w:val="22"/>
         </w:rPr>
-        <w:t xml:space="preserve">| </w:t>
-      </w:r>
-      <w:r>
-        <w:rPr>
-          <w:rFonts w:ascii="Calibri" w:eastAsia="Calibri" w:hAnsi="Calibri" w:cs="Calibri"/>
-          <w:sz w:val="22"/>
-          <w:szCs w:val="22"/>
-        </w:rPr>
-        <w:t xml:space="preserve">GitHub: </w:t>
-      </w:r>
-      <w:hyperlink r:id="rId8" w:history="1">
-        <w:r>
-          <w:rPr>
-            <w:rStyle w:val="Hyperlink"/>
-            <w:rFonts w:ascii="Calibri" w:eastAsia="Calibri" w:hAnsi="Calibri" w:cs="Calibri"/>
-            <w:sz w:val="22"/>
-            <w:szCs w:val="22"/>
-          </w:rPr>
-          <w:t>https://github.com/YSayaovong/church_website</w:t>
-        </w:r>
-      </w:hyperlink>
+        <w:t>NBA Game Performance Analytics</w:t>
+      </w:r>
+      <w:r>
+        <w:rPr>
+          <w:rFonts w:ascii="Calibri" w:eastAsia="Calibri" w:hAnsi="Calibri" w:cs="Calibri"/>
+          <w:b/>
+          <w:bCs/>
+          <w:sz w:val="22"/>
+          <w:szCs w:val="22"/>
+        </w:rPr>
+        <w:t xml:space="preserve"> </w:t>
+      </w:r>
     </w:p>
     <w:p>
       <w:pPr>
-        <w:pStyle w:val="ListParagraph"/>
-        <w:numPr>
-          <w:ilvl w:val="0"/>
-          <w:numId w:val="15"/>
-        </w:numPr>
         <w:tabs>
           <w:tab w:val="left" w:pos="8785"/>
         </w:tabs>
@@ -503,20 +395,30 @@
       <w:r>
         <w:rPr>
           <w:rFonts w:ascii="Calibri" w:eastAsia="Calibri" w:hAnsi="Calibri" w:cs="Calibri"/>
+          <w:b/>
           <w:bCs/>
-          <w:sz w:val="22"/>
-          <w:szCs w:val="22"/>
-        </w:rPr>
-        <w:t>Designed and launched a production-ready church site with ministries, events, and contact features</w:t>
-      </w:r>
-      <w:r>
-        <w:rPr>
-          <w:rFonts w:ascii="Calibri" w:eastAsia="Calibri" w:hAnsi="Calibri" w:cs="Calibri"/>
-          <w:bCs/>
-          <w:sz w:val="22"/>
-          <w:szCs w:val="22"/>
-        </w:rPr>
-        <w:t>.</w:t>
+          <w:i/>
+          <w:iCs/>
+          <w:sz w:val="22"/>
+          <w:szCs w:val="22"/>
+        </w:rPr>
+        <w:t>GitHub</w:t>
+      </w:r>
+      <w:r>
+        <w:rPr>
+          <w:rFonts w:ascii="Calibri" w:eastAsia="Calibri" w:hAnsi="Calibri" w:cs="Calibri"/>
+          <w:sz w:val="22"/>
+          <w:szCs w:val="22"/>
+        </w:rPr>
+        <w:t xml:space="preserve">: </w:t>
+      </w:r>
+      <w:r>
+        <w:rPr>
+          <w:rFonts w:ascii="Calibri" w:eastAsia="Calibri" w:hAnsi="Calibri" w:cs="Calibri"/>
+          <w:sz w:val="22"/>
+          <w:szCs w:val="22"/>
+        </w:rPr>
+        <w:t>https://github.com/YSayaovong/NBA-Game-Performance-Analytics</w:t>
       </w:r>
     </w:p>
     <w:p>
@@ -532,33 +434,21 @@
         <w:ind w:right="1"/>
         <w:rPr>
           <w:rFonts w:ascii="Calibri" w:eastAsia="Calibri" w:hAnsi="Calibri" w:cs="Calibri"/>
-          <w:bCs/>
-          <w:sz w:val="22"/>
-          <w:szCs w:val="22"/>
-        </w:rPr>
-      </w:pPr>
-      <w:r>
-        <w:rPr>
-          <w:rFonts w:ascii="Calibri" w:eastAsia="Calibri" w:hAnsi="Calibri" w:cs="Calibri"/>
-          <w:bCs/>
-          <w:sz w:val="22"/>
-          <w:szCs w:val="22"/>
-        </w:rPr>
-        <w:t>Applied mobile-first responsive design and modular JavaScript for usability across device</w:t>
-      </w:r>
-      <w:r>
-        <w:rPr>
-          <w:rFonts w:ascii="Calibri" w:eastAsia="Calibri" w:hAnsi="Calibri" w:cs="Calibri"/>
-          <w:bCs/>
-          <w:sz w:val="22"/>
-          <w:szCs w:val="22"/>
-        </w:rPr>
-        <w:t>s</w:t>
-      </w:r>
-      <w:r>
-        <w:rPr>
-          <w:rFonts w:ascii="Calibri" w:eastAsia="Calibri" w:hAnsi="Calibri" w:cs="Calibri"/>
-          <w:bCs/>
+          <w:sz w:val="22"/>
+          <w:szCs w:val="22"/>
+        </w:rPr>
+      </w:pPr>
+      <w:r>
+        <w:rPr>
+          <w:rFonts w:ascii="Calibri" w:eastAsia="Calibri" w:hAnsi="Calibri" w:cs="Calibri"/>
+          <w:sz w:val="22"/>
+          <w:szCs w:val="22"/>
+        </w:rPr>
+        <w:t>Built analytics pipeline to ingest player logs and engineer advanced metrics (TS%, eFG%, Game Score, rolling trends</w:t>
+      </w:r>
+      <w:r>
+        <w:rPr>
+          <w:rFonts w:ascii="Calibri" w:eastAsia="Calibri" w:hAnsi="Calibri" w:cs="Calibri"/>
           <w:sz w:val="22"/>
           <w:szCs w:val="22"/>
         </w:rPr>
@@ -578,24 +468,21 @@
         <w:ind w:right="1"/>
         <w:rPr>
           <w:rFonts w:ascii="Calibri" w:eastAsia="Calibri" w:hAnsi="Calibri" w:cs="Calibri"/>
-          <w:bCs/>
-          <w:sz w:val="22"/>
-          <w:szCs w:val="22"/>
-        </w:rPr>
-      </w:pPr>
-      <w:r>
-        <w:rPr>
-          <w:rFonts w:ascii="Calibri" w:eastAsia="Calibri" w:hAnsi="Calibri" w:cs="Calibri"/>
-          <w:bCs/>
-          <w:sz w:val="22"/>
-          <w:szCs w:val="22"/>
-        </w:rPr>
-        <w:t>Delivered full lifecycle: requirements, implementation, documentation, and deployment</w:t>
-      </w:r>
-      <w:r>
-        <w:rPr>
-          <w:rFonts w:ascii="Calibri" w:eastAsia="Calibri" w:hAnsi="Calibri" w:cs="Calibri"/>
-          <w:bCs/>
+          <w:sz w:val="22"/>
+          <w:szCs w:val="22"/>
+        </w:rPr>
+      </w:pPr>
+      <w:r>
+        <w:rPr>
+          <w:rFonts w:ascii="Calibri" w:eastAsia="Calibri" w:hAnsi="Calibri" w:cs="Calibri"/>
+          <w:sz w:val="22"/>
+          <w:szCs w:val="22"/>
+        </w:rPr>
+        <w:t>Produced automated top-player tables and trend charts for evaluating high-impact players</w:t>
+      </w:r>
+      <w:r>
+        <w:rPr>
+          <w:rFonts w:ascii="Calibri" w:eastAsia="Calibri" w:hAnsi="Calibri" w:cs="Calibri"/>
           <w:sz w:val="22"/>
           <w:szCs w:val="22"/>
         </w:rPr>
@@ -612,6 +499,7 @@
         <w:rPr>
           <w:rFonts w:ascii="Calibri" w:eastAsia="Calibri" w:hAnsi="Calibri" w:cs="Calibri"/>
           <w:b/>
+          <w:bCs/>
           <w:sz w:val="22"/>
           <w:szCs w:val="22"/>
         </w:rPr>
@@ -624,54 +512,344 @@
           <w:sz w:val="22"/>
           <w:szCs w:val="22"/>
         </w:rPr>
-        <w:t>E-Commerce Book Store</w:t>
+        <w:t>Worship Analytics Dashboard – Song Usage &amp; KPI Tracking</w:t>
       </w:r>
       <w:r>
         <w:rPr>
           <w:rFonts w:ascii="Calibri" w:eastAsia="Calibri" w:hAnsi="Calibri" w:cs="Calibri"/>
           <w:b/>
-          <w:sz w:val="22"/>
-          <w:szCs w:val="22"/>
-        </w:rPr>
-        <w:t xml:space="preserve">| </w:t>
-      </w:r>
-      <w:r>
-        <w:rPr>
-          <w:rFonts w:ascii="Calibri" w:eastAsia="Calibri" w:hAnsi="Calibri" w:cs="Calibri"/>
           <w:bCs/>
           <w:sz w:val="22"/>
           <w:szCs w:val="22"/>
         </w:rPr>
-        <w:t xml:space="preserve">GitHub: </w:t>
-      </w:r>
-      <w:r>
-        <w:rPr>
-          <w:rFonts w:ascii="Calibri" w:eastAsia="Calibri" w:hAnsi="Calibri" w:cs="Calibri"/>
+        <w:t xml:space="preserve"> </w:t>
+      </w:r>
+    </w:p>
+    <w:p>
+      <w:pPr>
+        <w:tabs>
+          <w:tab w:val="left" w:pos="8785"/>
+        </w:tabs>
+        <w:spacing w:before="121"/>
+        <w:ind w:right="1"/>
+        <w:rPr>
+          <w:rFonts w:ascii="Calibri" w:eastAsia="Calibri" w:hAnsi="Calibri" w:cs="Calibri"/>
+          <w:sz w:val="22"/>
+          <w:szCs w:val="22"/>
+        </w:rPr>
+      </w:pPr>
+      <w:r>
+        <w:rPr>
+          <w:rFonts w:ascii="Calibri" w:eastAsia="Calibri" w:hAnsi="Calibri" w:cs="Calibri"/>
+          <w:b/>
           <w:bCs/>
-          <w:sz w:val="22"/>
-          <w:szCs w:val="22"/>
-        </w:rPr>
-        <w:t>github.com/</w:t>
-      </w:r>
-      <w:proofErr w:type="spellStart"/>
-      <w:r>
+          <w:i/>
+          <w:iCs/>
+          <w:sz w:val="22"/>
+          <w:szCs w:val="22"/>
+        </w:rPr>
+        <w:t>GitHub</w:t>
+      </w:r>
+      <w:r>
+        <w:rPr>
+          <w:rFonts w:ascii="Calibri" w:eastAsia="Calibri" w:hAnsi="Calibri" w:cs="Calibri"/>
+          <w:sz w:val="22"/>
+          <w:szCs w:val="22"/>
+        </w:rPr>
+        <w:t xml:space="preserve">: </w:t>
+      </w:r>
+      <w:r>
+        <w:rPr>
+          <w:rFonts w:ascii="Calibri" w:eastAsia="Calibri" w:hAnsi="Calibri" w:cs="Calibri"/>
+          <w:sz w:val="22"/>
+          <w:szCs w:val="22"/>
+        </w:rPr>
+        <w:t>https://github.com/YSayaovong/Worship-Analytics-Dashboard-Song-Usage-Trends-KPI-Tracking</w:t>
+      </w:r>
+    </w:p>
+    <w:p>
+      <w:pPr>
+        <w:tabs>
+          <w:tab w:val="left" w:pos="8785"/>
+        </w:tabs>
+        <w:spacing w:before="121"/>
+        <w:ind w:right="1"/>
         <w:rPr>
           <w:rFonts w:ascii="Calibri" w:eastAsia="Calibri" w:hAnsi="Calibri" w:cs="Calibri"/>
           <w:bCs/>
           <w:sz w:val="22"/>
           <w:szCs w:val="22"/>
         </w:rPr>
-        <w:t>YSayaovong</w:t>
-      </w:r>
-      <w:proofErr w:type="spellEnd"/>
-      <w:r>
-        <w:rPr>
-          <w:rFonts w:ascii="Calibri" w:eastAsia="Calibri" w:hAnsi="Calibri" w:cs="Calibri"/>
+      </w:pPr>
+      <w:r>
+        <w:rPr>
+          <w:rFonts w:ascii="Calibri" w:eastAsia="Calibri" w:hAnsi="Calibri" w:cs="Calibri"/>
+          <w:b/>
           <w:bCs/>
-          <w:sz w:val="22"/>
-          <w:szCs w:val="22"/>
-        </w:rPr>
-        <w:t>/E-Commerce-Book-Store</w:t>
+          <w:i/>
+          <w:iCs/>
+          <w:sz w:val="22"/>
+          <w:szCs w:val="22"/>
+        </w:rPr>
+        <w:t>Live:</w:t>
+      </w:r>
+      <w:r>
+        <w:rPr>
+          <w:rFonts w:ascii="Calibri" w:eastAsia="Calibri" w:hAnsi="Calibri" w:cs="Calibri"/>
+          <w:sz w:val="22"/>
+          <w:szCs w:val="22"/>
+        </w:rPr>
+        <w:t xml:space="preserve"> </w:t>
+      </w:r>
+      <w:r>
+        <w:rPr>
+          <w:rFonts w:ascii="Calibri" w:eastAsia="Calibri" w:hAnsi="Calibri" w:cs="Calibri"/>
+          <w:sz w:val="22"/>
+          <w:szCs w:val="22"/>
+        </w:rPr>
+        <w:t>https://ysayaovong.github.io/Worship-Analytics-Dashboard-Song-Usage-Trends-KPI-Tracking/</w:t>
+      </w:r>
+    </w:p>
+    <w:p>
+      <w:pPr>
+        <w:numPr>
+          <w:ilvl w:val="0"/>
+          <w:numId w:val="13"/>
+        </w:numPr>
+        <w:tabs>
+          <w:tab w:val="left" w:pos="8785"/>
+        </w:tabs>
+        <w:spacing w:before="121"/>
+        <w:ind w:right="1"/>
+        <w:rPr>
+          <w:rFonts w:ascii="Calibri" w:eastAsia="Calibri" w:hAnsi="Calibri" w:cs="Calibri"/>
+          <w:sz w:val="22"/>
+          <w:szCs w:val="22"/>
+        </w:rPr>
+      </w:pPr>
+      <w:r>
+        <w:rPr>
+          <w:rFonts w:ascii="Calibri" w:eastAsia="Calibri" w:hAnsi="Calibri" w:cs="Calibri"/>
+          <w:sz w:val="22"/>
+          <w:szCs w:val="22"/>
+        </w:rPr>
+        <w:t>Aggregated transaction data with SQL transformations for ROI and cash-flow analysis</w:t>
+      </w:r>
+      <w:r>
+        <w:rPr>
+          <w:rFonts w:ascii="Calibri" w:eastAsia="Calibri" w:hAnsi="Calibri" w:cs="Calibri"/>
+          <w:sz w:val="22"/>
+          <w:szCs w:val="22"/>
+        </w:rPr>
+        <w:t>.</w:t>
+      </w:r>
+    </w:p>
+    <w:p>
+      <w:pPr>
+        <w:numPr>
+          <w:ilvl w:val="0"/>
+          <w:numId w:val="13"/>
+        </w:numPr>
+        <w:tabs>
+          <w:tab w:val="left" w:pos="8785"/>
+        </w:tabs>
+        <w:spacing w:before="121"/>
+        <w:ind w:right="1"/>
+        <w:rPr>
+          <w:rFonts w:ascii="Calibri" w:eastAsia="Calibri" w:hAnsi="Calibri" w:cs="Calibri"/>
+          <w:sz w:val="22"/>
+          <w:szCs w:val="22"/>
+        </w:rPr>
+      </w:pPr>
+      <w:r>
+        <w:rPr>
+          <w:rFonts w:ascii="Calibri" w:eastAsia="Calibri" w:hAnsi="Calibri" w:cs="Calibri"/>
+          <w:sz w:val="22"/>
+          <w:szCs w:val="22"/>
+        </w:rPr>
+        <w:t>Designed Power BI dashboards with KPIs for investment performance and market trends</w:t>
+      </w:r>
+      <w:r>
+        <w:rPr>
+          <w:rFonts w:ascii="Calibri" w:eastAsia="Calibri" w:hAnsi="Calibri" w:cs="Calibri"/>
+          <w:sz w:val="22"/>
+          <w:szCs w:val="22"/>
+        </w:rPr>
+        <w:t>.</w:t>
+      </w:r>
+    </w:p>
+    <w:p>
+      <w:pPr>
+        <w:pStyle w:val="Heading1"/>
+        <w:rPr>
+          <w:rFonts w:ascii="Calibri" w:eastAsia="Calibri" w:hAnsi="Calibri" w:cs="Calibri"/>
+          <w:sz w:val="22"/>
+          <w:szCs w:val="22"/>
+        </w:rPr>
+      </w:pPr>
+      <w:r>
+        <w:rPr>
+          <w:rFonts w:ascii="Calibri" w:eastAsia="Calibri" w:hAnsi="Calibri" w:cs="Calibri"/>
+          <w:sz w:val="22"/>
+          <w:szCs w:val="22"/>
+        </w:rPr>
+        <w:t>Professional Experience</w:t>
+      </w:r>
+    </w:p>
+    <w:p>
+      <w:pPr>
+        <w:tabs>
+          <w:tab w:val="left" w:pos="8785"/>
+        </w:tabs>
+        <w:spacing w:before="121"/>
+        <w:ind w:right="1"/>
+        <w:rPr>
+          <w:rFonts w:ascii="Calibri" w:eastAsia="Calibri" w:hAnsi="Calibri" w:cs="Calibri"/>
+          <w:b/>
+          <w:sz w:val="22"/>
+          <w:szCs w:val="22"/>
+        </w:rPr>
+      </w:pPr>
+      <w:bookmarkStart w:id="1" w:name="_heading=h.9u63o1xceont" w:colFirst="0" w:colLast="0"/>
+      <w:bookmarkEnd w:id="1"/>
+      <w:r>
+        <w:rPr>
+          <w:rFonts w:ascii="Calibri" w:eastAsia="Calibri" w:hAnsi="Calibri" w:cs="Calibri"/>
+          <w:b/>
+          <w:bCs/>
+          <w:sz w:val="22"/>
+          <w:szCs w:val="22"/>
+        </w:rPr>
+        <w:t>Mechanical Designer</w:t>
+      </w:r>
+      <w:r>
+        <w:rPr>
+          <w:rFonts w:ascii="Calibri" w:eastAsia="Calibri" w:hAnsi="Calibri" w:cs="Calibri"/>
+          <w:b/>
+          <w:sz w:val="22"/>
+          <w:szCs w:val="22"/>
+        </w:rPr>
+        <w:t xml:space="preserve"> | </w:t>
+      </w:r>
+      <w:r>
+        <w:rPr>
+          <w:rFonts w:ascii="Calibri" w:eastAsia="Calibri" w:hAnsi="Calibri" w:cs="Calibri"/>
+          <w:bCs/>
+          <w:sz w:val="22"/>
+          <w:szCs w:val="22"/>
+        </w:rPr>
+        <w:t>Prolec-GE Waukesha | Oct 2020 – Present</w:t>
+      </w:r>
+    </w:p>
+    <w:p>
+      <w:pPr>
+        <w:numPr>
+          <w:ilvl w:val="0"/>
+          <w:numId w:val="13"/>
+        </w:numPr>
+        <w:tabs>
+          <w:tab w:val="left" w:pos="8785"/>
+        </w:tabs>
+        <w:spacing w:before="121"/>
+        <w:ind w:right="1"/>
+        <w:rPr>
+          <w:rFonts w:ascii="Calibri" w:eastAsia="Calibri" w:hAnsi="Calibri" w:cs="Calibri"/>
+          <w:sz w:val="22"/>
+          <w:szCs w:val="22"/>
+        </w:rPr>
+      </w:pPr>
+      <w:r>
+        <w:rPr>
+          <w:rFonts w:ascii="Calibri" w:eastAsia="Calibri" w:hAnsi="Calibri" w:cs="Calibri"/>
+          <w:sz w:val="22"/>
+          <w:szCs w:val="22"/>
+        </w:rPr>
+        <w:t>Designed and documented transformer components with precision and rigor</w:t>
+      </w:r>
+      <w:r>
+        <w:rPr>
+          <w:rFonts w:ascii="Calibri" w:eastAsia="Calibri" w:hAnsi="Calibri" w:cs="Calibri"/>
+          <w:sz w:val="22"/>
+          <w:szCs w:val="22"/>
+        </w:rPr>
+        <w:t>.</w:t>
+      </w:r>
+    </w:p>
+    <w:p>
+      <w:pPr>
+        <w:numPr>
+          <w:ilvl w:val="0"/>
+          <w:numId w:val="13"/>
+        </w:numPr>
+        <w:tabs>
+          <w:tab w:val="left" w:pos="8785"/>
+        </w:tabs>
+        <w:spacing w:before="121"/>
+        <w:ind w:right="1"/>
+        <w:rPr>
+          <w:rFonts w:ascii="Calibri" w:eastAsia="Calibri" w:hAnsi="Calibri" w:cs="Calibri"/>
+          <w:bCs/>
+          <w:sz w:val="22"/>
+          <w:szCs w:val="22"/>
+        </w:rPr>
+      </w:pPr>
+      <w:r>
+        <w:rPr>
+          <w:rFonts w:ascii="Calibri" w:eastAsia="Calibri" w:hAnsi="Calibri" w:cs="Calibri"/>
+          <w:sz w:val="22"/>
+          <w:szCs w:val="22"/>
+        </w:rPr>
+        <w:t xml:space="preserve">Applied data-driven process improvements and cross-functional </w:t>
+      </w:r>
+      <w:r>
+        <w:rPr>
+          <w:rFonts w:ascii="Calibri" w:eastAsia="Calibri" w:hAnsi="Calibri" w:cs="Calibri"/>
+          <w:sz w:val="22"/>
+          <w:szCs w:val="22"/>
+        </w:rPr>
+        <w:t>collaborations</w:t>
+      </w:r>
+      <w:r>
+        <w:rPr>
+          <w:rFonts w:ascii="Calibri" w:eastAsia="Calibri" w:hAnsi="Calibri" w:cs="Calibri"/>
+          <w:sz w:val="22"/>
+          <w:szCs w:val="22"/>
+        </w:rPr>
+        <w:t>.</w:t>
+      </w:r>
+    </w:p>
+    <w:p>
+      <w:pPr>
+        <w:tabs>
+          <w:tab w:val="left" w:pos="8785"/>
+        </w:tabs>
+        <w:spacing w:before="121"/>
+        <w:ind w:right="1"/>
+        <w:rPr>
+          <w:rFonts w:ascii="Calibri" w:eastAsia="Calibri" w:hAnsi="Calibri" w:cs="Calibri"/>
+          <w:b/>
+          <w:bCs/>
+          <w:sz w:val="22"/>
+          <w:szCs w:val="22"/>
+        </w:rPr>
+      </w:pPr>
+      <w:r>
+        <w:rPr>
+          <w:rFonts w:ascii="Calibri" w:eastAsia="Calibri" w:hAnsi="Calibri" w:cs="Calibri"/>
+          <w:b/>
+          <w:bCs/>
+          <w:sz w:val="22"/>
+          <w:szCs w:val="22"/>
+        </w:rPr>
+        <w:t xml:space="preserve">Treasurer (Part-Time) | </w:t>
+      </w:r>
+      <w:r>
+        <w:rPr>
+          <w:rFonts w:ascii="Calibri" w:eastAsia="Calibri" w:hAnsi="Calibri" w:cs="Calibri"/>
+          <w:sz w:val="22"/>
+          <w:szCs w:val="22"/>
+        </w:rPr>
+        <w:t>Robert William Park Water Association | Mar 2025 – Jul 2025</w:t>
       </w:r>
     </w:p>
     <w:p>
@@ -699,7 +877,7 @@
           <w:sz w:val="22"/>
           <w:szCs w:val="22"/>
         </w:rPr>
-        <w:t>Built a responsive online storefront with cart, product ratings, and sorting/filtering using JavaScript</w:t>
+        <w:t>Built financial dashboards, forecasts, and KPI reports for homeowner billing</w:t>
       </w:r>
       <w:r>
         <w:rPr>
@@ -736,48 +914,20 @@
           <w:sz w:val="22"/>
           <w:szCs w:val="22"/>
         </w:rPr>
-        <w:t>Structured modular DOM rendering and state management for maintainable, scalable code</w:t>
+        <w:t>Developed SQL-based reporting for executive decision-making</w:t>
+      </w:r>
+      <w:r>
+        <w:rPr>
+          <w:rFonts w:ascii="Calibri" w:eastAsia="Calibri" w:hAnsi="Calibri" w:cs="Calibri"/>
+          <w:bCs/>
+          <w:sz w:val="22"/>
+          <w:szCs w:val="22"/>
+        </w:rPr>
+        <w:t>.</w:t>
       </w:r>
     </w:p>
     <w:p>
       <w:pPr>
-        <w:numPr>
-          <w:ilvl w:val="0"/>
-          <w:numId w:val="14"/>
-        </w:numPr>
-        <w:tabs>
-          <w:tab w:val="left" w:pos="8785"/>
-        </w:tabs>
-        <w:spacing w:before="121"/>
-        <w:ind w:right="1"/>
-        <w:rPr>
-          <w:rFonts w:ascii="Calibri" w:eastAsia="Calibri" w:hAnsi="Calibri" w:cs="Calibri"/>
-          <w:bCs/>
-          <w:sz w:val="22"/>
-          <w:szCs w:val="22"/>
-        </w:rPr>
-      </w:pPr>
-      <w:r>
-        <w:rPr>
-          <w:rFonts w:ascii="Calibri" w:eastAsia="Calibri" w:hAnsi="Calibri" w:cs="Calibri"/>
-          <w:bCs/>
-          <w:sz w:val="22"/>
-          <w:szCs w:val="22"/>
-        </w:rPr>
-        <w:t>Deployed via GitHub Pages with optimized load times and mobile-first design</w:t>
-      </w:r>
-      <w:r>
-        <w:rPr>
-          <w:rFonts w:ascii="Calibri" w:eastAsia="Calibri" w:hAnsi="Calibri" w:cs="Calibri"/>
-          <w:bCs/>
-          <w:sz w:val="22"/>
-          <w:szCs w:val="22"/>
-        </w:rPr>
-        <w:t>.</w:t>
-      </w:r>
-    </w:p>
-    <w:p>
-      <w:pPr>
         <w:pStyle w:val="Heading1"/>
         <w:rPr>
           <w:rFonts w:ascii="Calibri" w:eastAsia="Calibri" w:hAnsi="Calibri" w:cs="Calibri"/>
@@ -791,481 +941,15 @@
           <w:sz w:val="22"/>
           <w:szCs w:val="22"/>
         </w:rPr>
-        <w:t>Professional Experience</w:t>
-      </w:r>
-    </w:p>
-    <w:p>
-      <w:pPr>
-        <w:tabs>
-          <w:tab w:val="left" w:pos="8785"/>
-        </w:tabs>
-        <w:spacing w:before="121"/>
-        <w:ind w:right="1"/>
-        <w:rPr>
-          <w:rFonts w:ascii="Calibri" w:eastAsia="Calibri" w:hAnsi="Calibri" w:cs="Calibri"/>
-          <w:b/>
-          <w:sz w:val="22"/>
-          <w:szCs w:val="22"/>
-        </w:rPr>
-      </w:pPr>
-      <w:bookmarkStart w:id="1" w:name="_heading=h.9u63o1xceont" w:colFirst="0" w:colLast="0"/>
-      <w:bookmarkEnd w:id="1"/>
-      <w:r>
-        <w:rPr>
-          <w:rFonts w:ascii="Calibri" w:eastAsia="Calibri" w:hAnsi="Calibri" w:cs="Calibri"/>
-          <w:b/>
-          <w:bCs/>
-          <w:sz w:val="22"/>
-          <w:szCs w:val="22"/>
-        </w:rPr>
-        <w:t>Mechanical Designer</w:t>
-      </w:r>
-      <w:r>
-        <w:rPr>
-          <w:rFonts w:ascii="Calibri" w:eastAsia="Calibri" w:hAnsi="Calibri" w:cs="Calibri"/>
-          <w:b/>
-          <w:sz w:val="22"/>
-          <w:szCs w:val="22"/>
-        </w:rPr>
-        <w:t xml:space="preserve"> | </w:t>
-      </w:r>
-      <w:proofErr w:type="spellStart"/>
-      <w:r>
-        <w:rPr>
-          <w:rFonts w:ascii="Calibri" w:eastAsia="Calibri" w:hAnsi="Calibri" w:cs="Calibri"/>
-          <w:bCs/>
-          <w:sz w:val="22"/>
-          <w:szCs w:val="22"/>
-        </w:rPr>
-        <w:t>Prolec</w:t>
-      </w:r>
-      <w:proofErr w:type="spellEnd"/>
-      <w:r>
-        <w:rPr>
-          <w:rFonts w:ascii="Calibri" w:eastAsia="Calibri" w:hAnsi="Calibri" w:cs="Calibri"/>
-          <w:bCs/>
-          <w:sz w:val="22"/>
-          <w:szCs w:val="22"/>
-        </w:rPr>
-        <w:t>-GE Waukesha | Oct 2020 – Present</w:t>
-      </w:r>
-    </w:p>
-    <w:p>
-      <w:pPr>
-        <w:numPr>
-          <w:ilvl w:val="0"/>
-          <w:numId w:val="13"/>
-        </w:numPr>
-        <w:tabs>
-          <w:tab w:val="left" w:pos="8785"/>
-        </w:tabs>
-        <w:spacing w:before="121"/>
-        <w:ind w:right="1"/>
-        <w:rPr>
-          <w:rFonts w:ascii="Calibri" w:eastAsia="Calibri" w:hAnsi="Calibri" w:cs="Calibri"/>
-          <w:bCs/>
-          <w:sz w:val="22"/>
-          <w:szCs w:val="22"/>
-        </w:rPr>
-      </w:pPr>
-      <w:r>
-        <w:rPr>
-          <w:rFonts w:ascii="Calibri" w:eastAsia="Calibri" w:hAnsi="Calibri" w:cs="Calibri"/>
-          <w:bCs/>
-          <w:sz w:val="22"/>
-          <w:szCs w:val="22"/>
-        </w:rPr>
-        <w:t xml:space="preserve">Automated documentation and tracking processes with </w:t>
-      </w:r>
-      <w:r>
-        <w:rPr>
-          <w:rFonts w:ascii="Calibri" w:eastAsia="Calibri" w:hAnsi="Calibri" w:cs="Calibri"/>
-          <w:b/>
-          <w:sz w:val="22"/>
-          <w:szCs w:val="22"/>
-        </w:rPr>
-        <w:t>Python</w:t>
-      </w:r>
-      <w:r>
-        <w:rPr>
-          <w:rFonts w:ascii="Calibri" w:eastAsia="Calibri" w:hAnsi="Calibri" w:cs="Calibri"/>
-          <w:bCs/>
-          <w:sz w:val="22"/>
-          <w:szCs w:val="22"/>
-        </w:rPr>
-        <w:t xml:space="preserve"> and </w:t>
-      </w:r>
-      <w:r>
-        <w:rPr>
-          <w:rFonts w:ascii="Calibri" w:eastAsia="Calibri" w:hAnsi="Calibri" w:cs="Calibri"/>
-          <w:b/>
-          <w:sz w:val="22"/>
-          <w:szCs w:val="22"/>
-        </w:rPr>
-        <w:t>Excel</w:t>
-      </w:r>
-      <w:r>
-        <w:rPr>
-          <w:rFonts w:ascii="Calibri" w:eastAsia="Calibri" w:hAnsi="Calibri" w:cs="Calibri"/>
-          <w:bCs/>
-          <w:sz w:val="22"/>
-          <w:szCs w:val="22"/>
-        </w:rPr>
-        <w:t>, improving delivery visibility for 200+ active transformer projects.</w:t>
-      </w:r>
-    </w:p>
-    <w:p>
-      <w:pPr>
-        <w:numPr>
-          <w:ilvl w:val="0"/>
-          <w:numId w:val="13"/>
-        </w:numPr>
-        <w:tabs>
-          <w:tab w:val="left" w:pos="8785"/>
-        </w:tabs>
-        <w:spacing w:before="121"/>
-        <w:ind w:right="1"/>
-        <w:rPr>
-          <w:rFonts w:ascii="Calibri" w:eastAsia="Calibri" w:hAnsi="Calibri" w:cs="Calibri"/>
-          <w:bCs/>
-          <w:sz w:val="22"/>
-          <w:szCs w:val="22"/>
-        </w:rPr>
-      </w:pPr>
-      <w:r>
-        <w:rPr>
-          <w:rFonts w:ascii="Calibri" w:eastAsia="Calibri" w:hAnsi="Calibri" w:cs="Calibri"/>
-          <w:bCs/>
-          <w:sz w:val="22"/>
-          <w:szCs w:val="22"/>
-        </w:rPr>
-        <w:t xml:space="preserve">Troubleshot and corrected faulty </w:t>
-      </w:r>
-      <w:r>
-        <w:rPr>
-          <w:rFonts w:ascii="Calibri" w:eastAsia="Calibri" w:hAnsi="Calibri" w:cs="Calibri"/>
-          <w:b/>
-          <w:sz w:val="22"/>
-          <w:szCs w:val="22"/>
-        </w:rPr>
-        <w:t>CREO</w:t>
-      </w:r>
-      <w:r>
-        <w:rPr>
-          <w:rFonts w:ascii="Calibri" w:eastAsia="Calibri" w:hAnsi="Calibri" w:cs="Calibri"/>
-          <w:bCs/>
-          <w:sz w:val="22"/>
-          <w:szCs w:val="22"/>
-        </w:rPr>
-        <w:t xml:space="preserve"> code using Pro/ENGINEER programming.</w:t>
-      </w:r>
-    </w:p>
-    <w:p>
-      <w:pPr>
-        <w:numPr>
-          <w:ilvl w:val="0"/>
-          <w:numId w:val="13"/>
-        </w:numPr>
-        <w:tabs>
-          <w:tab w:val="left" w:pos="8785"/>
-        </w:tabs>
-        <w:spacing w:before="121"/>
-        <w:ind w:right="1"/>
-        <w:rPr>
-          <w:rFonts w:ascii="Calibri" w:eastAsia="Calibri" w:hAnsi="Calibri" w:cs="Calibri"/>
-          <w:bCs/>
-          <w:sz w:val="22"/>
-          <w:szCs w:val="22"/>
-        </w:rPr>
-      </w:pPr>
-      <w:r>
-        <w:rPr>
-          <w:rFonts w:ascii="Calibri" w:eastAsia="Calibri" w:hAnsi="Calibri" w:cs="Calibri"/>
-          <w:bCs/>
-          <w:sz w:val="22"/>
-          <w:szCs w:val="22"/>
-        </w:rPr>
-        <w:t xml:space="preserve">Verified 1,000+ nameplates via </w:t>
-      </w:r>
-      <w:r>
-        <w:rPr>
-          <w:rFonts w:ascii="Calibri" w:eastAsia="Calibri" w:hAnsi="Calibri" w:cs="Calibri"/>
-          <w:b/>
-          <w:sz w:val="22"/>
-          <w:szCs w:val="22"/>
-        </w:rPr>
-        <w:t>SAP</w:t>
-      </w:r>
-      <w:r>
-        <w:rPr>
-          <w:rFonts w:ascii="Calibri" w:eastAsia="Calibri" w:hAnsi="Calibri" w:cs="Calibri"/>
-          <w:bCs/>
-          <w:sz w:val="22"/>
-          <w:szCs w:val="22"/>
-        </w:rPr>
-        <w:t xml:space="preserve"> and </w:t>
-      </w:r>
-      <w:r>
-        <w:rPr>
-          <w:rFonts w:ascii="Calibri" w:eastAsia="Calibri" w:hAnsi="Calibri" w:cs="Calibri"/>
-          <w:b/>
-          <w:sz w:val="22"/>
-          <w:szCs w:val="22"/>
-        </w:rPr>
-        <w:t>TDMS</w:t>
-      </w:r>
-      <w:r>
-        <w:rPr>
-          <w:rFonts w:ascii="Calibri" w:eastAsia="Calibri" w:hAnsi="Calibri" w:cs="Calibri"/>
-          <w:bCs/>
-          <w:sz w:val="22"/>
-          <w:szCs w:val="22"/>
-        </w:rPr>
-        <w:t>, ensuring QA compliance.</w:t>
-      </w:r>
-    </w:p>
-    <w:p>
-      <w:pPr>
-        <w:numPr>
-          <w:ilvl w:val="0"/>
-          <w:numId w:val="13"/>
-        </w:numPr>
-        <w:tabs>
-          <w:tab w:val="left" w:pos="8785"/>
-        </w:tabs>
-        <w:spacing w:before="121"/>
-        <w:ind w:right="1"/>
-        <w:rPr>
-          <w:rFonts w:ascii="Calibri" w:eastAsia="Calibri" w:hAnsi="Calibri" w:cs="Calibri"/>
-          <w:bCs/>
-          <w:sz w:val="22"/>
-          <w:szCs w:val="22"/>
-        </w:rPr>
-      </w:pPr>
-      <w:r>
-        <w:rPr>
-          <w:rFonts w:ascii="Calibri" w:eastAsia="Calibri" w:hAnsi="Calibri" w:cs="Calibri"/>
-          <w:bCs/>
-          <w:sz w:val="22"/>
-          <w:szCs w:val="22"/>
-        </w:rPr>
-        <w:t>Validated and tested Creo model visualizations post-conversion (6.0 → 10.0), ensuring proper rendering, user interaction, and UI compatibility across platforms</w:t>
-      </w:r>
-    </w:p>
-    <w:p>
-      <w:pPr>
-        <w:tabs>
-          <w:tab w:val="left" w:pos="8785"/>
-        </w:tabs>
-        <w:spacing w:before="121"/>
-        <w:ind w:right="1"/>
-        <w:rPr>
-          <w:rFonts w:ascii="Calibri" w:eastAsia="Calibri" w:hAnsi="Calibri" w:cs="Calibri"/>
-          <w:b/>
-          <w:bCs/>
-          <w:sz w:val="22"/>
-          <w:szCs w:val="22"/>
-        </w:rPr>
-      </w:pPr>
-      <w:r>
-        <w:rPr>
-          <w:rFonts w:ascii="Calibri" w:eastAsia="Calibri" w:hAnsi="Calibri" w:cs="Calibri"/>
-          <w:b/>
-          <w:bCs/>
-          <w:sz w:val="22"/>
-          <w:szCs w:val="22"/>
-        </w:rPr>
-        <w:t xml:space="preserve">Treasurer (Part-Time) | </w:t>
-      </w:r>
-      <w:r>
-        <w:rPr>
-          <w:rFonts w:ascii="Calibri" w:eastAsia="Calibri" w:hAnsi="Calibri" w:cs="Calibri"/>
-          <w:sz w:val="22"/>
-          <w:szCs w:val="22"/>
-        </w:rPr>
-        <w:t>Robert William Park Water Association | Mar 2025 – Jul 2025</w:t>
-      </w:r>
-    </w:p>
-    <w:p>
-      <w:pPr>
-        <w:numPr>
-          <w:ilvl w:val="0"/>
-          <w:numId w:val="14"/>
-        </w:numPr>
-        <w:tabs>
-          <w:tab w:val="left" w:pos="8785"/>
-        </w:tabs>
-        <w:spacing w:before="121"/>
-        <w:ind w:right="1"/>
-        <w:rPr>
-          <w:rFonts w:ascii="Calibri" w:eastAsia="Calibri" w:hAnsi="Calibri" w:cs="Calibri"/>
-          <w:bCs/>
-          <w:sz w:val="22"/>
-          <w:szCs w:val="22"/>
-        </w:rPr>
-      </w:pPr>
-      <w:r>
-        <w:rPr>
-          <w:rFonts w:ascii="Calibri" w:eastAsia="Calibri" w:hAnsi="Calibri" w:cs="Calibri"/>
-          <w:bCs/>
-          <w:sz w:val="22"/>
-          <w:szCs w:val="22"/>
-        </w:rPr>
-        <w:t xml:space="preserve">Oversaw $300K+ in nonprofit funds; led </w:t>
-      </w:r>
-      <w:r>
-        <w:rPr>
-          <w:rFonts w:ascii="Calibri" w:eastAsia="Calibri" w:hAnsi="Calibri" w:cs="Calibri"/>
-          <w:b/>
-          <w:bCs/>
-          <w:sz w:val="22"/>
-          <w:szCs w:val="22"/>
-        </w:rPr>
-        <w:t>forecasting, budgeting, and capital planning</w:t>
-      </w:r>
-      <w:r>
-        <w:rPr>
-          <w:rFonts w:ascii="Calibri" w:eastAsia="Calibri" w:hAnsi="Calibri" w:cs="Calibri"/>
-          <w:bCs/>
-          <w:sz w:val="22"/>
-          <w:szCs w:val="22"/>
-        </w:rPr>
-        <w:t>.</w:t>
-      </w:r>
-    </w:p>
-    <w:p>
-      <w:pPr>
-        <w:tabs>
-          <w:tab w:val="left" w:pos="8785"/>
-        </w:tabs>
-        <w:spacing w:before="121"/>
-        <w:ind w:right="1"/>
-        <w:rPr>
-          <w:rFonts w:ascii="Calibri" w:eastAsia="Calibri" w:hAnsi="Calibri" w:cs="Calibri"/>
-          <w:b/>
-          <w:sz w:val="22"/>
-          <w:szCs w:val="22"/>
-        </w:rPr>
-      </w:pPr>
-      <w:r>
-        <w:rPr>
-          <w:rFonts w:ascii="Calibri" w:eastAsia="Calibri" w:hAnsi="Calibri" w:cs="Calibri"/>
-          <w:b/>
-          <w:bCs/>
-          <w:sz w:val="22"/>
-          <w:szCs w:val="22"/>
-        </w:rPr>
-        <w:t>Python Developer</w:t>
-      </w:r>
-      <w:r>
-        <w:rPr>
-          <w:rFonts w:ascii="Calibri" w:eastAsia="Calibri" w:hAnsi="Calibri" w:cs="Calibri"/>
-          <w:b/>
-          <w:bCs/>
-          <w:sz w:val="22"/>
-          <w:szCs w:val="22"/>
-        </w:rPr>
-        <w:t xml:space="preserve"> (Volunteer)</w:t>
-      </w:r>
-      <w:r>
-        <w:rPr>
-          <w:rFonts w:ascii="Calibri" w:eastAsia="Calibri" w:hAnsi="Calibri" w:cs="Calibri"/>
-          <w:b/>
-          <w:sz w:val="22"/>
-          <w:szCs w:val="22"/>
-        </w:rPr>
-        <w:t xml:space="preserve"> | </w:t>
-      </w:r>
-      <w:r>
-        <w:rPr>
-          <w:rFonts w:ascii="Calibri" w:eastAsia="Calibri" w:hAnsi="Calibri" w:cs="Calibri"/>
-          <w:bCs/>
-          <w:sz w:val="22"/>
-          <w:szCs w:val="22"/>
-        </w:rPr>
-        <w:t>FIND | Apr 2025 – Jun 2025</w:t>
-      </w:r>
-    </w:p>
-    <w:p>
-      <w:pPr>
-        <w:numPr>
-          <w:ilvl w:val="0"/>
-          <w:numId w:val="14"/>
-        </w:numPr>
-        <w:tabs>
-          <w:tab w:val="left" w:pos="8785"/>
-        </w:tabs>
-        <w:spacing w:before="121"/>
-        <w:ind w:right="1"/>
-        <w:rPr>
-          <w:rFonts w:ascii="Calibri" w:eastAsia="Calibri" w:hAnsi="Calibri" w:cs="Calibri"/>
-          <w:bCs/>
-          <w:sz w:val="22"/>
-          <w:szCs w:val="22"/>
-        </w:rPr>
-      </w:pPr>
-      <w:r>
-        <w:rPr>
-          <w:rFonts w:ascii="Calibri" w:eastAsia="Calibri" w:hAnsi="Calibri" w:cs="Calibri"/>
-          <w:b/>
-          <w:sz w:val="22"/>
-          <w:szCs w:val="22"/>
-        </w:rPr>
-        <w:t>Automated UI/API</w:t>
-      </w:r>
-      <w:r>
-        <w:rPr>
-          <w:rFonts w:ascii="Calibri" w:eastAsia="Calibri" w:hAnsi="Calibri" w:cs="Calibri"/>
-          <w:bCs/>
-          <w:sz w:val="22"/>
-          <w:szCs w:val="22"/>
-        </w:rPr>
-        <w:t xml:space="preserve"> health checks in </w:t>
-      </w:r>
-      <w:r>
-        <w:rPr>
-          <w:rFonts w:ascii="Calibri" w:eastAsia="Calibri" w:hAnsi="Calibri" w:cs="Calibri"/>
-          <w:b/>
-          <w:sz w:val="22"/>
-          <w:szCs w:val="22"/>
-        </w:rPr>
-        <w:t>Python</w:t>
-      </w:r>
-      <w:r>
-        <w:rPr>
-          <w:rFonts w:ascii="Calibri" w:eastAsia="Calibri" w:hAnsi="Calibri" w:cs="Calibri"/>
-          <w:bCs/>
-          <w:sz w:val="22"/>
-          <w:szCs w:val="22"/>
-        </w:rPr>
-        <w:t>, reducing incident resolution time</w:t>
-      </w:r>
-      <w:r>
-        <w:rPr>
-          <w:rFonts w:ascii="Calibri" w:eastAsia="Calibri" w:hAnsi="Calibri" w:cs="Calibri"/>
-          <w:bCs/>
-          <w:sz w:val="22"/>
-          <w:szCs w:val="22"/>
-        </w:rPr>
-        <w:t>.</w:t>
-      </w:r>
-    </w:p>
-    <w:p>
-      <w:pPr>
-        <w:pStyle w:val="Heading1"/>
-        <w:rPr>
-          <w:rFonts w:ascii="Calibri" w:eastAsia="Calibri" w:hAnsi="Calibri" w:cs="Calibri"/>
-          <w:sz w:val="22"/>
-          <w:szCs w:val="22"/>
-        </w:rPr>
-      </w:pPr>
-      <w:r>
-        <w:rPr>
-          <w:rFonts w:ascii="Calibri" w:eastAsia="Calibri" w:hAnsi="Calibri" w:cs="Calibri"/>
-          <w:sz w:val="22"/>
-          <w:szCs w:val="22"/>
-        </w:rPr>
         <w:t>Education</w:t>
+      </w:r>
+      <w:r>
+        <w:rPr>
+          <w:rFonts w:ascii="Calibri" w:eastAsia="Calibri" w:hAnsi="Calibri" w:cs="Calibri"/>
+          <w:sz w:val="22"/>
+          <w:szCs w:val="22"/>
+        </w:rPr>
+        <w:t xml:space="preserve"> &amp; Training</w:t>
       </w:r>
     </w:p>
     <w:p>
@@ -1275,6 +959,7 @@
         <w:ind w:right="149"/>
         <w:rPr>
           <w:rFonts w:ascii="Calibri" w:eastAsia="Calibri" w:hAnsi="Calibri" w:cs="Calibri"/>
+          <w:b/>
           <w:bCs/>
           <w:sz w:val="22"/>
           <w:szCs w:val="22"/>
@@ -1284,37 +969,141 @@
         <w:rPr>
           <w:rFonts w:ascii="Calibri" w:eastAsia="Calibri" w:hAnsi="Calibri" w:cs="Calibri"/>
           <w:b/>
-          <w:sz w:val="22"/>
-          <w:szCs w:val="22"/>
-        </w:rPr>
-        <w:t xml:space="preserve">Bootcamps: </w:t>
-      </w:r>
-      <w:r>
-        <w:rPr>
-          <w:rFonts w:ascii="Calibri" w:eastAsia="Calibri" w:hAnsi="Calibri" w:cs="Calibri"/>
           <w:bCs/>
           <w:sz w:val="22"/>
           <w:szCs w:val="22"/>
         </w:rPr>
-        <w:t xml:space="preserve">Front-End (Frontend Simplified, Exp. Aug 2026), </w:t>
-      </w:r>
-      <w:r>
-        <w:rPr>
-          <w:rFonts w:ascii="Calibri" w:eastAsia="Calibri" w:hAnsi="Calibri" w:cs="Calibri"/>
+        <w:t xml:space="preserve">Football GM &amp; Scouting (In Progress) </w:t>
+      </w:r>
+      <w:r>
+        <w:rPr>
+          <w:rFonts w:ascii="Calibri" w:eastAsia="Calibri" w:hAnsi="Calibri" w:cs="Calibri"/>
+          <w:sz w:val="22"/>
+          <w:szCs w:val="22"/>
+        </w:rPr>
+        <w:t>– Sports Management Worldwide (SMWW)</w:t>
+      </w:r>
+    </w:p>
+    <w:p>
+      <w:pPr>
+        <w:widowControl w:val="0"/>
+        <w:spacing w:before="107"/>
+        <w:ind w:right="149"/>
+        <w:rPr>
+          <w:rFonts w:ascii="Calibri" w:eastAsia="Calibri" w:hAnsi="Calibri" w:cs="Calibri"/>
+          <w:sz w:val="22"/>
+          <w:szCs w:val="22"/>
+        </w:rPr>
+      </w:pPr>
+      <w:r>
+        <w:rPr>
+          <w:rFonts w:ascii="Calibri" w:eastAsia="Calibri" w:hAnsi="Calibri" w:cs="Calibri"/>
+          <w:b/>
           <w:bCs/>
           <w:sz w:val="22"/>
           <w:szCs w:val="22"/>
         </w:rPr>
-        <w:t>Front-End Developer</w:t>
-      </w:r>
-      <w:r>
-        <w:rPr>
-          <w:rFonts w:ascii="Calibri" w:eastAsia="Calibri" w:hAnsi="Calibri" w:cs="Calibri"/>
+        <w:t xml:space="preserve">B.S. Information Technology (In Progress) </w:t>
+      </w:r>
+      <w:r>
+        <w:rPr>
+          <w:rFonts w:ascii="Calibri" w:eastAsia="Calibri" w:hAnsi="Calibri" w:cs="Calibri"/>
+          <w:sz w:val="22"/>
+          <w:szCs w:val="22"/>
+        </w:rPr>
+        <w:t>– Arizona State University</w:t>
+      </w:r>
+    </w:p>
+    <w:p>
+      <w:pPr>
+        <w:widowControl w:val="0"/>
+        <w:spacing w:before="107"/>
+        <w:ind w:right="149"/>
+        <w:rPr>
+          <w:rFonts w:ascii="Calibri" w:eastAsia="Calibri" w:hAnsi="Calibri" w:cs="Calibri"/>
+          <w:b/>
           <w:bCs/>
           <w:sz w:val="22"/>
           <w:szCs w:val="22"/>
         </w:rPr>
-        <w:t xml:space="preserve"> (Zero to Mastery, Aug 2025)</w:t>
+      </w:pPr>
+      <w:r>
+        <w:rPr>
+          <w:rFonts w:ascii="Calibri" w:eastAsia="Calibri" w:hAnsi="Calibri" w:cs="Calibri"/>
+          <w:b/>
+          <w:bCs/>
+          <w:sz w:val="22"/>
+          <w:szCs w:val="22"/>
+        </w:rPr>
+        <w:t>Data Analyst Bootcamp (Completed</w:t>
+      </w:r>
+      <w:r>
+        <w:rPr>
+          <w:rFonts w:ascii="Calibri" w:eastAsia="Calibri" w:hAnsi="Calibri" w:cs="Calibri"/>
+          <w:b/>
+          <w:bCs/>
+          <w:sz w:val="22"/>
+          <w:szCs w:val="22"/>
+        </w:rPr>
+        <w:t xml:space="preserve"> Feb 2025</w:t>
+      </w:r>
+      <w:r>
+        <w:rPr>
+          <w:rFonts w:ascii="Calibri" w:eastAsia="Calibri" w:hAnsi="Calibri" w:cs="Calibri"/>
+          <w:b/>
+          <w:bCs/>
+          <w:sz w:val="22"/>
+          <w:szCs w:val="22"/>
+        </w:rPr>
+        <w:t xml:space="preserve">) </w:t>
+      </w:r>
+      <w:r>
+        <w:rPr>
+          <w:rFonts w:ascii="Calibri" w:eastAsia="Calibri" w:hAnsi="Calibri" w:cs="Calibri"/>
+          <w:sz w:val="22"/>
+          <w:szCs w:val="22"/>
+        </w:rPr>
+        <w:t>– Zero to Mastery (ZTM)</w:t>
+      </w:r>
+    </w:p>
+    <w:p>
+      <w:pPr>
+        <w:widowControl w:val="0"/>
+        <w:spacing w:before="107"/>
+        <w:ind w:right="149"/>
+        <w:rPr>
+          <w:rFonts w:ascii="Calibri" w:eastAsia="Calibri" w:hAnsi="Calibri" w:cs="Calibri"/>
+          <w:b/>
+          <w:bCs/>
+          <w:sz w:val="22"/>
+          <w:szCs w:val="22"/>
+        </w:rPr>
+      </w:pPr>
+      <w:r>
+        <w:rPr>
+          <w:rFonts w:ascii="Calibri" w:eastAsia="Calibri" w:hAnsi="Calibri" w:cs="Calibri"/>
+          <w:b/>
+          <w:bCs/>
+          <w:sz w:val="22"/>
+          <w:szCs w:val="22"/>
+        </w:rPr>
+        <w:t>Mechanical Design Technology (Completed Apr 2021)</w:t>
+      </w:r>
+      <w:r>
+        <w:rPr>
+          <w:rFonts w:ascii="Calibri" w:eastAsia="Calibri" w:hAnsi="Calibri" w:cs="Calibri"/>
+          <w:sz w:val="22"/>
+          <w:szCs w:val="22"/>
+        </w:rPr>
+        <w:t xml:space="preserve"> - </w:t>
+      </w:r>
+      <w:r>
+        <w:rPr>
+          <w:rFonts w:ascii="Calibri" w:eastAsia="Calibri" w:hAnsi="Calibri" w:cs="Calibri"/>
+          <w:sz w:val="22"/>
+          <w:szCs w:val="22"/>
+        </w:rPr>
+        <w:t>Milwaukee Area Technical College</w:t>
       </w:r>
     </w:p>
     <w:sectPr>
@@ -1705,119 +1494,6 @@
     </w:lvl>
   </w:abstractNum>
   <w:abstractNum w:abstractNumId="3" w15:restartNumberingAfterBreak="0">
-    <w:nsid w:val="27FA4F48"/>
-    <w:multiLevelType w:val="hybridMultilevel"/>
-    <w:tmpl w:val="810E73C0"/>
-    <w:lvl w:ilvl="0" w:tplc="04090001">
-      <w:start w:val="1"/>
-      <w:numFmt w:val="bullet"/>
-      <w:lvlText w:val=""/>
-      <w:lvlJc w:val="left"/>
-      <w:pPr>
-        <w:ind w:left="720" w:hanging="360"/>
-      </w:pPr>
-      <w:rPr>
-        <w:rFonts w:ascii="Symbol" w:hAnsi="Symbol" w:hint="default"/>
-      </w:rPr>
-    </w:lvl>
-    <w:lvl w:ilvl="1" w:tplc="04090003" w:tentative="1">
-      <w:start w:val="1"/>
-      <w:numFmt w:val="bullet"/>
-      <w:lvlText w:val="o"/>
-      <w:lvlJc w:val="left"/>
-      <w:pPr>
-        <w:ind w:left="1440" w:hanging="360"/>
-      </w:pPr>
-      <w:rPr>
-        <w:rFonts w:ascii="Courier New" w:hAnsi="Courier New" w:cs="Courier New" w:hint="default"/>
-      </w:rPr>
-    </w:lvl>
-    <w:lvl w:ilvl="2" w:tplc="04090005" w:tentative="1">
-      <w:start w:val="1"/>
-      <w:numFmt w:val="bullet"/>
-      <w:lvlText w:val=""/>
-      <w:lvlJc w:val="left"/>
-      <w:pPr>
-        <w:ind w:left="2160" w:hanging="360"/>
-      </w:pPr>
-      <w:rPr>
-        <w:rFonts w:ascii="Wingdings" w:hAnsi="Wingdings" w:hint="default"/>
-      </w:rPr>
-    </w:lvl>
-    <w:lvl w:ilvl="3" w:tplc="04090001" w:tentative="1">
-      <w:start w:val="1"/>
-      <w:numFmt w:val="bullet"/>
-      <w:lvlText w:val=""/>
-      <w:lvlJc w:val="left"/>
-      <w:pPr>
-        <w:ind w:left="2880" w:hanging="360"/>
-      </w:pPr>
-      <w:rPr>
-        <w:rFonts w:ascii="Symbol" w:hAnsi="Symbol" w:hint="default"/>
-      </w:rPr>
-    </w:lvl>
-    <w:lvl w:ilvl="4" w:tplc="04090003" w:tentative="1">
-      <w:start w:val="1"/>
-      <w:numFmt w:val="bullet"/>
-      <w:lvlText w:val="o"/>
-      <w:lvlJc w:val="left"/>
-      <w:pPr>
-        <w:ind w:left="3600" w:hanging="360"/>
-      </w:pPr>
-      <w:rPr>
-        <w:rFonts w:ascii="Courier New" w:hAnsi="Courier New" w:cs="Courier New" w:hint="default"/>
-      </w:rPr>
-    </w:lvl>
-    <w:lvl w:ilvl="5" w:tplc="04090005" w:tentative="1">
-      <w:start w:val="1"/>
-      <w:numFmt w:val="bullet"/>
-      <w:lvlText w:val=""/>
-      <w:lvlJc w:val="left"/>
-      <w:pPr>
-        <w:ind w:left="4320" w:hanging="360"/>
-      </w:pPr>
-      <w:rPr>
-        <w:rFonts w:ascii="Wingdings" w:hAnsi="Wingdings" w:hint="default"/>
-      </w:rPr>
-    </w:lvl>
-    <w:lvl w:ilvl="6" w:tplc="04090001" w:tentative="1">
-      <w:start w:val="1"/>
-      <w:numFmt w:val="bullet"/>
-      <w:lvlText w:val=""/>
-      <w:lvlJc w:val="left"/>
-      <w:pPr>
-        <w:ind w:left="5040" w:hanging="360"/>
-      </w:pPr>
-      <w:rPr>
-        <w:rFonts w:ascii="Symbol" w:hAnsi="Symbol" w:hint="default"/>
-      </w:rPr>
-    </w:lvl>
-    <w:lvl w:ilvl="7" w:tplc="04090003" w:tentative="1">
-      <w:start w:val="1"/>
-      <w:numFmt w:val="bullet"/>
-      <w:lvlText w:val="o"/>
-      <w:lvlJc w:val="left"/>
-      <w:pPr>
-        <w:ind w:left="5760" w:hanging="360"/>
-      </w:pPr>
-      <w:rPr>
-        <w:rFonts w:ascii="Courier New" w:hAnsi="Courier New" w:cs="Courier New" w:hint="default"/>
-      </w:rPr>
-    </w:lvl>
-    <w:lvl w:ilvl="8" w:tplc="04090005" w:tentative="1">
-      <w:start w:val="1"/>
-      <w:numFmt w:val="bullet"/>
-      <w:lvlText w:val=""/>
-      <w:lvlJc w:val="left"/>
-      <w:pPr>
-        <w:ind w:left="6480" w:hanging="360"/>
-      </w:pPr>
-      <w:rPr>
-        <w:rFonts w:ascii="Wingdings" w:hAnsi="Wingdings" w:hint="default"/>
-      </w:rPr>
-    </w:lvl>
-  </w:abstractNum>
-  <w:abstractNum w:abstractNumId="4" w15:restartNumberingAfterBreak="0">
     <w:nsid w:val="29DA5788"/>
     <w:multiLevelType w:val="multilevel"/>
     <w:tmpl w:val="63C8776E"/>
@@ -1966,7 +1642,7 @@
       </w:rPr>
     </w:lvl>
   </w:abstractNum>
-  <w:abstractNum w:abstractNumId="5" w15:restartNumberingAfterBreak="0">
+  <w:abstractNum w:abstractNumId="4" w15:restartNumberingAfterBreak="0">
     <w:nsid w:val="3BAA2528"/>
     <w:multiLevelType w:val="hybridMultilevel"/>
     <w:tmpl w:val="755A7714"/>
@@ -2079,7 +1755,7 @@
       </w:rPr>
     </w:lvl>
   </w:abstractNum>
-  <w:abstractNum w:abstractNumId="6" w15:restartNumberingAfterBreak="0">
+  <w:abstractNum w:abstractNumId="5" w15:restartNumberingAfterBreak="0">
     <w:nsid w:val="3D941DEB"/>
     <w:multiLevelType w:val="hybridMultilevel"/>
     <w:tmpl w:val="E2F45E0C"/>
@@ -2192,7 +1868,7 @@
       </w:rPr>
     </w:lvl>
   </w:abstractNum>
-  <w:abstractNum w:abstractNumId="7" w15:restartNumberingAfterBreak="0">
+  <w:abstractNum w:abstractNumId="6" w15:restartNumberingAfterBreak="0">
     <w:nsid w:val="3F9C11EB"/>
     <w:multiLevelType w:val="multilevel"/>
     <w:tmpl w:val="2EEED0FA"/>
@@ -2341,7 +2017,7 @@
       </w:rPr>
     </w:lvl>
   </w:abstractNum>
-  <w:abstractNum w:abstractNumId="8" w15:restartNumberingAfterBreak="0">
+  <w:abstractNum w:abstractNumId="7" w15:restartNumberingAfterBreak="0">
     <w:nsid w:val="48C20A1A"/>
     <w:multiLevelType w:val="hybridMultilevel"/>
     <w:tmpl w:val="717C29EC"/>
@@ -2454,7 +2130,7 @@
       </w:rPr>
     </w:lvl>
   </w:abstractNum>
-  <w:abstractNum w:abstractNumId="9" w15:restartNumberingAfterBreak="0">
+  <w:abstractNum w:abstractNumId="8" w15:restartNumberingAfterBreak="0">
     <w:nsid w:val="4B26294B"/>
     <w:multiLevelType w:val="multilevel"/>
     <w:tmpl w:val="C19AD392"/>
@@ -2586,7 +2262,7 @@
       </w:rPr>
     </w:lvl>
   </w:abstractNum>
-  <w:abstractNum w:abstractNumId="10" w15:restartNumberingAfterBreak="0">
+  <w:abstractNum w:abstractNumId="9" w15:restartNumberingAfterBreak="0">
     <w:nsid w:val="5649751A"/>
     <w:multiLevelType w:val="multilevel"/>
     <w:tmpl w:val="93EE9CC2"/>
@@ -2717,7 +2393,7 @@
       </w:rPr>
     </w:lvl>
   </w:abstractNum>
-  <w:abstractNum w:abstractNumId="11" w15:restartNumberingAfterBreak="0">
+  <w:abstractNum w:abstractNumId="10" w15:restartNumberingAfterBreak="0">
     <w:nsid w:val="5F190C58"/>
     <w:multiLevelType w:val="hybridMultilevel"/>
     <w:tmpl w:val="6C243B64"/>
@@ -2830,7 +2506,7 @@
       </w:rPr>
     </w:lvl>
   </w:abstractNum>
-  <w:abstractNum w:abstractNumId="12" w15:restartNumberingAfterBreak="0">
+  <w:abstractNum w:abstractNumId="11" w15:restartNumberingAfterBreak="0">
     <w:nsid w:val="64822C57"/>
     <w:multiLevelType w:val="hybridMultilevel"/>
     <w:tmpl w:val="9690AB2A"/>
@@ -2943,7 +2619,7 @@
       </w:rPr>
     </w:lvl>
   </w:abstractNum>
-  <w:abstractNum w:abstractNumId="13" w15:restartNumberingAfterBreak="0">
+  <w:abstractNum w:abstractNumId="12" w15:restartNumberingAfterBreak="0">
     <w:nsid w:val="6B282B99"/>
     <w:multiLevelType w:val="hybridMultilevel"/>
     <w:tmpl w:val="8D94F044"/>
@@ -3056,7 +2732,7 @@
       </w:rPr>
     </w:lvl>
   </w:abstractNum>
-  <w:abstractNum w:abstractNumId="14" w15:restartNumberingAfterBreak="0">
+  <w:abstractNum w:abstractNumId="13" w15:restartNumberingAfterBreak="0">
     <w:nsid w:val="7DF86C79"/>
     <w:multiLevelType w:val="hybridMultilevel"/>
     <w:tmpl w:val="6E0C5F64"/>
@@ -3170,28 +2846,28 @@
     </w:lvl>
   </w:abstractNum>
   <w:num w:numId="1" w16cid:durableId="273949639">
-    <w:abstractNumId w:val="10"/>
+    <w:abstractNumId w:val="9"/>
   </w:num>
   <w:num w:numId="2" w16cid:durableId="1972976758">
-    <w:abstractNumId w:val="9"/>
+    <w:abstractNumId w:val="8"/>
   </w:num>
   <w:num w:numId="3" w16cid:durableId="1992053166">
-    <w:abstractNumId w:val="8"/>
+    <w:abstractNumId w:val="7"/>
   </w:num>
   <w:num w:numId="4" w16cid:durableId="239951802">
+    <w:abstractNumId w:val="4"/>
+  </w:num>
+  <w:num w:numId="5" w16cid:durableId="489760472">
+    <w:abstractNumId w:val="12"/>
+  </w:num>
+  <w:num w:numId="6" w16cid:durableId="1320885432">
+    <w:abstractNumId w:val="13"/>
+  </w:num>
+  <w:num w:numId="7" w16cid:durableId="1510946303">
     <w:abstractNumId w:val="5"/>
   </w:num>
-  <w:num w:numId="5" w16cid:durableId="489760472">
-    <w:abstractNumId w:val="13"/>
-  </w:num>
-  <w:num w:numId="6" w16cid:durableId="1320885432">
-    <w:abstractNumId w:val="14"/>
-  </w:num>
-  <w:num w:numId="7" w16cid:durableId="1510946303">
-    <w:abstractNumId w:val="6"/>
-  </w:num>
   <w:num w:numId="8" w16cid:durableId="313333886">
-    <w:abstractNumId w:val="11"/>
+    <w:abstractNumId w:val="10"/>
   </w:num>
   <w:num w:numId="9" w16cid:durableId="2140563860">
     <w:abstractNumId w:val="1"/>
@@ -3203,16 +2879,13 @@
     <w:abstractNumId w:val="2"/>
   </w:num>
   <w:num w:numId="12" w16cid:durableId="1754551390">
-    <w:abstractNumId w:val="12"/>
+    <w:abstractNumId w:val="11"/>
   </w:num>
   <w:num w:numId="13" w16cid:durableId="381905203">
-    <w:abstractNumId w:val="4"/>
+    <w:abstractNumId w:val="3"/>
   </w:num>
   <w:num w:numId="14" w16cid:durableId="1185174228">
-    <w:abstractNumId w:val="7"/>
-  </w:num>
-  <w:num w:numId="15" w16cid:durableId="1244028121">
-    <w:abstractNumId w:val="3"/>
+    <w:abstractNumId w:val="6"/>
   </w:num>
 </w:numbering>
 </file>
